--- a/отчёты/ЛР16 Виджеты.docx
+++ b/отчёты/ЛР16 Виджеты.docx
@@ -24,7 +24,8 @@
     </w:p>
     <w:p>
       <w:pPr>
-        <w:spacing w:after="80"/>
+        <w:keepNext w:val="false"/>
+        <w:spacing w:after="80" w:before="0"/>
         <w:ind w:firstLine="709"/>
         <w:jc w:val="both"/>
       </w:pPr>
@@ -147,7 +148,8 @@
     </w:p>
     <w:p>
       <w:pPr>
-        <w:spacing w:after="80"/>
+        <w:keepNext w:val="false"/>
+        <w:spacing w:after="80" w:before="0"/>
         <w:ind w:firstLine="709"/>
         <w:jc w:val="both"/>
       </w:pPr>
@@ -176,7 +178,7 @@
           <w:right w:val="single" w:color="BFBFBF" w:sz="4" w:space="4"/>
         </w:pBdr>
         <w:shd w:fill="F4F4F4" w:color="auto" w:val="clear"/>
-        <w:spacing w:after="0" w:before="60" w:line="240"/>
+        <w:spacing w:after="0" w:before="60" w:line="240" w:lineRule="auto"/>
         <w:ind w:left="113" w:right="113"/>
       </w:pPr>
       <w:r>
@@ -198,7 +200,7 @@
           <w:right w:val="single" w:color="BFBFBF" w:sz="4" w:space="4"/>
         </w:pBdr>
         <w:shd w:fill="F4F4F4" w:color="auto" w:val="clear"/>
-        <w:spacing w:after="0" w:before="0" w:line="240"/>
+        <w:spacing w:after="0" w:before="0" w:line="240" w:lineRule="auto"/>
         <w:ind w:left="113" w:right="113"/>
       </w:pPr>
       <w:r>
@@ -220,7 +222,7 @@
           <w:right w:val="single" w:color="BFBFBF" w:sz="4" w:space="4"/>
         </w:pBdr>
         <w:shd w:fill="F4F4F4" w:color="auto" w:val="clear"/>
-        <w:spacing w:after="0" w:before="0" w:line="240"/>
+        <w:spacing w:after="0" w:before="0" w:line="240" w:lineRule="auto"/>
         <w:ind w:left="113" w:right="113"/>
       </w:pPr>
       <w:r>
@@ -242,7 +244,7 @@
           <w:right w:val="single" w:color="BFBFBF" w:sz="4" w:space="4"/>
         </w:pBdr>
         <w:shd w:fill="F4F4F4" w:color="auto" w:val="clear"/>
-        <w:spacing w:after="0" w:before="0" w:line="240"/>
+        <w:spacing w:after="0" w:before="0" w:line="240" w:lineRule="auto"/>
         <w:ind w:left="113" w:right="113"/>
       </w:pPr>
       <w:r>
@@ -264,7 +266,7 @@
           <w:right w:val="single" w:color="BFBFBF" w:sz="4" w:space="4"/>
         </w:pBdr>
         <w:shd w:fill="F4F4F4" w:color="auto" w:val="clear"/>
-        <w:spacing w:after="0" w:before="0" w:line="240"/>
+        <w:spacing w:after="0" w:before="0" w:line="240" w:lineRule="auto"/>
         <w:ind w:left="113" w:right="113"/>
       </w:pPr>
       <w:r>
@@ -286,7 +288,7 @@
           <w:right w:val="single" w:color="BFBFBF" w:sz="4" w:space="4"/>
         </w:pBdr>
         <w:shd w:fill="F4F4F4" w:color="auto" w:val="clear"/>
-        <w:spacing w:after="0" w:before="0" w:line="240"/>
+        <w:spacing w:after="0" w:before="0" w:line="240" w:lineRule="auto"/>
         <w:ind w:left="113" w:right="113"/>
       </w:pPr>
       <w:r>
@@ -308,7 +310,7 @@
           <w:right w:val="single" w:color="BFBFBF" w:sz="4" w:space="4"/>
         </w:pBdr>
         <w:shd w:fill="F4F4F4" w:color="auto" w:val="clear"/>
-        <w:spacing w:after="0" w:before="0" w:line="240"/>
+        <w:spacing w:after="0" w:before="0" w:line="240" w:lineRule="auto"/>
         <w:ind w:left="113" w:right="113"/>
       </w:pPr>
       <w:r>
@@ -330,7 +332,7 @@
           <w:right w:val="single" w:color="BFBFBF" w:sz="4" w:space="4"/>
         </w:pBdr>
         <w:shd w:fill="F4F4F4" w:color="auto" w:val="clear"/>
-        <w:spacing w:after="0" w:before="0" w:line="240"/>
+        <w:spacing w:after="0" w:before="0" w:line="240" w:lineRule="auto"/>
         <w:ind w:left="113" w:right="113"/>
       </w:pPr>
       <w:r>
@@ -352,7 +354,7 @@
           <w:right w:val="single" w:color="BFBFBF" w:sz="4" w:space="4"/>
         </w:pBdr>
         <w:shd w:fill="F4F4F4" w:color="auto" w:val="clear"/>
-        <w:spacing w:after="0" w:before="0" w:line="240"/>
+        <w:spacing w:after="0" w:before="0" w:line="240" w:lineRule="auto"/>
         <w:ind w:left="113" w:right="113"/>
       </w:pPr>
       <w:r>
@@ -374,7 +376,7 @@
           <w:right w:val="single" w:color="BFBFBF" w:sz="4" w:space="4"/>
         </w:pBdr>
         <w:shd w:fill="F4F4F4" w:color="auto" w:val="clear"/>
-        <w:spacing w:after="0" w:before="0" w:line="240"/>
+        <w:spacing w:after="0" w:before="0" w:line="240" w:lineRule="auto"/>
         <w:ind w:left="113" w:right="113"/>
       </w:pPr>
       <w:r>
@@ -396,7 +398,7 @@
           <w:right w:val="single" w:color="BFBFBF" w:sz="4" w:space="4"/>
         </w:pBdr>
         <w:shd w:fill="F4F4F4" w:color="auto" w:val="clear"/>
-        <w:spacing w:after="0" w:before="0" w:line="240"/>
+        <w:spacing w:after="0" w:before="0" w:line="240" w:lineRule="auto"/>
         <w:ind w:left="113" w:right="113"/>
       </w:pPr>
       <w:r>
@@ -418,7 +420,7 @@
           <w:right w:val="single" w:color="BFBFBF" w:sz="4" w:space="4"/>
         </w:pBdr>
         <w:shd w:fill="F4F4F4" w:color="auto" w:val="clear"/>
-        <w:spacing w:after="0" w:before="0" w:line="240"/>
+        <w:spacing w:after="0" w:before="0" w:line="240" w:lineRule="auto"/>
         <w:ind w:left="113" w:right="113"/>
       </w:pPr>
       <w:r>
@@ -440,7 +442,7 @@
           <w:right w:val="single" w:color="BFBFBF" w:sz="4" w:space="4"/>
         </w:pBdr>
         <w:shd w:fill="F4F4F4" w:color="auto" w:val="clear"/>
-        <w:spacing w:after="0" w:before="0" w:line="240"/>
+        <w:spacing w:after="0" w:before="0" w:line="240" w:lineRule="auto"/>
         <w:ind w:left="113" w:right="113"/>
       </w:pPr>
       <w:r>
@@ -462,7 +464,7 @@
           <w:right w:val="single" w:color="BFBFBF" w:sz="4" w:space="4"/>
         </w:pBdr>
         <w:shd w:fill="F4F4F4" w:color="auto" w:val="clear"/>
-        <w:spacing w:after="0" w:before="0" w:line="240"/>
+        <w:spacing w:after="0" w:before="0" w:line="240" w:lineRule="auto"/>
         <w:ind w:left="113" w:right="113"/>
       </w:pPr>
       <w:r>
@@ -484,7 +486,7 @@
           <w:right w:val="single" w:color="BFBFBF" w:sz="4" w:space="4"/>
         </w:pBdr>
         <w:shd w:fill="F4F4F4" w:color="auto" w:val="clear"/>
-        <w:spacing w:after="0" w:before="0" w:line="240"/>
+        <w:spacing w:after="0" w:before="0" w:line="240" w:lineRule="auto"/>
         <w:ind w:left="113" w:right="113"/>
       </w:pPr>
       <w:r>
@@ -506,7 +508,7 @@
           <w:right w:val="single" w:color="BFBFBF" w:sz="4" w:space="4"/>
         </w:pBdr>
         <w:shd w:fill="F4F4F4" w:color="auto" w:val="clear"/>
-        <w:spacing w:after="0" w:before="0" w:line="240"/>
+        <w:spacing w:after="0" w:before="0" w:line="240" w:lineRule="auto"/>
         <w:ind w:left="113" w:right="113"/>
       </w:pPr>
       <w:r>
@@ -528,7 +530,7 @@
           <w:right w:val="single" w:color="BFBFBF" w:sz="4" w:space="4"/>
         </w:pBdr>
         <w:shd w:fill="F4F4F4" w:color="auto" w:val="clear"/>
-        <w:spacing w:after="0" w:before="0" w:line="240"/>
+        <w:spacing w:after="0" w:before="0" w:line="240" w:lineRule="auto"/>
         <w:ind w:left="113" w:right="113"/>
       </w:pPr>
       <w:r>
@@ -550,7 +552,7 @@
           <w:right w:val="single" w:color="BFBFBF" w:sz="4" w:space="4"/>
         </w:pBdr>
         <w:shd w:fill="F4F4F4" w:color="auto" w:val="clear"/>
-        <w:spacing w:after="0" w:before="0" w:line="240"/>
+        <w:spacing w:after="0" w:before="0" w:line="240" w:lineRule="auto"/>
         <w:ind w:left="113" w:right="113"/>
       </w:pPr>
       <w:r>
@@ -572,7 +574,7 @@
           <w:right w:val="single" w:color="BFBFBF" w:sz="4" w:space="4"/>
         </w:pBdr>
         <w:shd w:fill="F4F4F4" w:color="auto" w:val="clear"/>
-        <w:spacing w:after="0" w:before="0" w:line="240"/>
+        <w:spacing w:after="0" w:before="0" w:line="240" w:lineRule="auto"/>
         <w:ind w:left="113" w:right="113"/>
       </w:pPr>
       <w:r>
@@ -594,7 +596,7 @@
           <w:right w:val="single" w:color="BFBFBF" w:sz="4" w:space="4"/>
         </w:pBdr>
         <w:shd w:fill="F4F4F4" w:color="auto" w:val="clear"/>
-        <w:spacing w:after="0" w:before="0" w:line="240"/>
+        <w:spacing w:after="0" w:before="0" w:line="240" w:lineRule="auto"/>
         <w:ind w:left="113" w:right="113"/>
       </w:pPr>
       <w:r>
@@ -616,7 +618,7 @@
           <w:right w:val="single" w:color="BFBFBF" w:sz="4" w:space="4"/>
         </w:pBdr>
         <w:shd w:fill="F4F4F4" w:color="auto" w:val="clear"/>
-        <w:spacing w:after="0" w:before="0" w:line="240"/>
+        <w:spacing w:after="0" w:before="0" w:line="240" w:lineRule="auto"/>
         <w:ind w:left="113" w:right="113"/>
       </w:pPr>
       <w:r>
@@ -638,7 +640,7 @@
           <w:right w:val="single" w:color="BFBFBF" w:sz="4" w:space="4"/>
         </w:pBdr>
         <w:shd w:fill="F4F4F4" w:color="auto" w:val="clear"/>
-        <w:spacing w:after="0" w:before="0" w:line="240"/>
+        <w:spacing w:after="0" w:before="0" w:line="240" w:lineRule="auto"/>
         <w:ind w:left="113" w:right="113"/>
       </w:pPr>
       <w:r>
@@ -660,7 +662,7 @@
           <w:right w:val="single" w:color="BFBFBF" w:sz="4" w:space="4"/>
         </w:pBdr>
         <w:shd w:fill="F4F4F4" w:color="auto" w:val="clear"/>
-        <w:spacing w:after="0" w:before="0" w:line="240"/>
+        <w:spacing w:after="0" w:before="0" w:line="240" w:lineRule="auto"/>
         <w:ind w:left="113" w:right="113"/>
       </w:pPr>
       <w:r>
@@ -682,7 +684,7 @@
           <w:right w:val="single" w:color="BFBFBF" w:sz="4" w:space="4"/>
         </w:pBdr>
         <w:shd w:fill="F4F4F4" w:color="auto" w:val="clear"/>
-        <w:spacing w:after="0" w:before="0" w:line="240"/>
+        <w:spacing w:after="0" w:before="0" w:line="240" w:lineRule="auto"/>
         <w:ind w:left="113" w:right="113"/>
       </w:pPr>
       <w:r>
@@ -704,7 +706,7 @@
           <w:right w:val="single" w:color="BFBFBF" w:sz="4" w:space="4"/>
         </w:pBdr>
         <w:shd w:fill="F4F4F4" w:color="auto" w:val="clear"/>
-        <w:spacing w:after="0" w:before="0" w:line="240"/>
+        <w:spacing w:after="0" w:before="0" w:line="240" w:lineRule="auto"/>
         <w:ind w:left="113" w:right="113"/>
       </w:pPr>
       <w:r>
@@ -726,7 +728,7 @@
           <w:right w:val="single" w:color="BFBFBF" w:sz="4" w:space="4"/>
         </w:pBdr>
         <w:shd w:fill="F4F4F4" w:color="auto" w:val="clear"/>
-        <w:spacing w:after="0" w:before="0" w:line="240"/>
+        <w:spacing w:after="0" w:before="0" w:line="240" w:lineRule="auto"/>
         <w:ind w:left="113" w:right="113"/>
       </w:pPr>
       <w:r>
@@ -748,7 +750,7 @@
           <w:right w:val="single" w:color="BFBFBF" w:sz="4" w:space="4"/>
         </w:pBdr>
         <w:shd w:fill="F4F4F4" w:color="auto" w:val="clear"/>
-        <w:spacing w:after="0" w:before="0" w:line="240"/>
+        <w:spacing w:after="0" w:before="0" w:line="240" w:lineRule="auto"/>
         <w:ind w:left="113" w:right="113"/>
       </w:pPr>
       <w:r>
@@ -770,7 +772,7 @@
           <w:right w:val="single" w:color="BFBFBF" w:sz="4" w:space="4"/>
         </w:pBdr>
         <w:shd w:fill="F4F4F4" w:color="auto" w:val="clear"/>
-        <w:spacing w:after="0" w:before="0" w:line="240"/>
+        <w:spacing w:after="0" w:before="0" w:line="240" w:lineRule="auto"/>
         <w:ind w:left="113" w:right="113"/>
       </w:pPr>
       <w:r>
@@ -792,7 +794,7 @@
           <w:right w:val="single" w:color="BFBFBF" w:sz="4" w:space="4"/>
         </w:pBdr>
         <w:shd w:fill="F4F4F4" w:color="auto" w:val="clear"/>
-        <w:spacing w:after="0" w:before="0" w:line="240"/>
+        <w:spacing w:after="0" w:before="0" w:line="240" w:lineRule="auto"/>
         <w:ind w:left="113" w:right="113"/>
       </w:pPr>
       <w:r>
@@ -814,7 +816,7 @@
           <w:right w:val="single" w:color="BFBFBF" w:sz="4" w:space="4"/>
         </w:pBdr>
         <w:shd w:fill="F4F4F4" w:color="auto" w:val="clear"/>
-        <w:spacing w:after="0" w:before="0" w:line="240"/>
+        <w:spacing w:after="0" w:before="0" w:line="240" w:lineRule="auto"/>
         <w:ind w:left="113" w:right="113"/>
       </w:pPr>
       <w:r>
@@ -836,7 +838,7 @@
           <w:right w:val="single" w:color="BFBFBF" w:sz="4" w:space="4"/>
         </w:pBdr>
         <w:shd w:fill="F4F4F4" w:color="auto" w:val="clear"/>
-        <w:spacing w:after="0" w:before="0" w:line="240"/>
+        <w:spacing w:after="0" w:before="0" w:line="240" w:lineRule="auto"/>
         <w:ind w:left="113" w:right="113"/>
       </w:pPr>
       <w:r>
@@ -858,7 +860,7 @@
           <w:right w:val="single" w:color="BFBFBF" w:sz="4" w:space="4"/>
         </w:pBdr>
         <w:shd w:fill="F4F4F4" w:color="auto" w:val="clear"/>
-        <w:spacing w:after="0" w:before="0" w:line="240"/>
+        <w:spacing w:after="0" w:before="0" w:line="240" w:lineRule="auto"/>
         <w:ind w:left="113" w:right="113"/>
       </w:pPr>
       <w:r>
@@ -880,7 +882,7 @@
           <w:right w:val="single" w:color="BFBFBF" w:sz="4" w:space="4"/>
         </w:pBdr>
         <w:shd w:fill="F4F4F4" w:color="auto" w:val="clear"/>
-        <w:spacing w:after="0" w:before="0" w:line="240"/>
+        <w:spacing w:after="0" w:before="0" w:line="240" w:lineRule="auto"/>
         <w:ind w:left="113" w:right="113"/>
       </w:pPr>
       <w:r>
@@ -902,7 +904,7 @@
           <w:right w:val="single" w:color="BFBFBF" w:sz="4" w:space="4"/>
         </w:pBdr>
         <w:shd w:fill="F4F4F4" w:color="auto" w:val="clear"/>
-        <w:spacing w:after="0" w:before="0" w:line="240"/>
+        <w:spacing w:after="0" w:before="0" w:line="240" w:lineRule="auto"/>
         <w:ind w:left="113" w:right="113"/>
       </w:pPr>
       <w:r>
@@ -924,7 +926,7 @@
           <w:right w:val="single" w:color="BFBFBF" w:sz="4" w:space="4"/>
         </w:pBdr>
         <w:shd w:fill="F4F4F4" w:color="auto" w:val="clear"/>
-        <w:spacing w:after="0" w:before="0" w:line="240"/>
+        <w:spacing w:after="0" w:before="0" w:line="240" w:lineRule="auto"/>
         <w:ind w:left="113" w:right="113"/>
       </w:pPr>
       <w:r>
@@ -946,7 +948,7 @@
           <w:right w:val="single" w:color="BFBFBF" w:sz="4" w:space="4"/>
         </w:pBdr>
         <w:shd w:fill="F4F4F4" w:color="auto" w:val="clear"/>
-        <w:spacing w:after="0" w:before="0" w:line="240"/>
+        <w:spacing w:after="0" w:before="0" w:line="240" w:lineRule="auto"/>
         <w:ind w:left="113" w:right="113"/>
       </w:pPr>
       <w:r>
@@ -968,7 +970,7 @@
           <w:right w:val="single" w:color="BFBFBF" w:sz="4" w:space="4"/>
         </w:pBdr>
         <w:shd w:fill="F4F4F4" w:color="auto" w:val="clear"/>
-        <w:spacing w:after="0" w:before="0" w:line="240"/>
+        <w:spacing w:after="0" w:before="0" w:line="240" w:lineRule="auto"/>
         <w:ind w:left="113" w:right="113"/>
       </w:pPr>
       <w:r>
@@ -990,7 +992,7 @@
           <w:right w:val="single" w:color="BFBFBF" w:sz="4" w:space="4"/>
         </w:pBdr>
         <w:shd w:fill="F4F4F4" w:color="auto" w:val="clear"/>
-        <w:spacing w:after="0" w:before="0" w:line="240"/>
+        <w:spacing w:after="0" w:before="0" w:line="240" w:lineRule="auto"/>
         <w:ind w:left="113" w:right="113"/>
       </w:pPr>
       <w:r>
@@ -1012,7 +1014,7 @@
           <w:right w:val="single" w:color="BFBFBF" w:sz="4" w:space="4"/>
         </w:pBdr>
         <w:shd w:fill="F4F4F4" w:color="auto" w:val="clear"/>
-        <w:spacing w:after="0" w:before="0" w:line="240"/>
+        <w:spacing w:after="0" w:before="0" w:line="240" w:lineRule="auto"/>
         <w:ind w:left="113" w:right="113"/>
       </w:pPr>
       <w:r>
@@ -1034,7 +1036,7 @@
           <w:right w:val="single" w:color="BFBFBF" w:sz="4" w:space="4"/>
         </w:pBdr>
         <w:shd w:fill="F4F4F4" w:color="auto" w:val="clear"/>
-        <w:spacing w:after="0" w:before="0" w:line="240"/>
+        <w:spacing w:after="0" w:before="0" w:line="240" w:lineRule="auto"/>
         <w:ind w:left="113" w:right="113"/>
       </w:pPr>
       <w:r>
@@ -1056,7 +1058,7 @@
           <w:right w:val="single" w:color="BFBFBF" w:sz="4" w:space="4"/>
         </w:pBdr>
         <w:shd w:fill="F4F4F4" w:color="auto" w:val="clear"/>
-        <w:spacing w:after="0" w:before="0" w:line="240"/>
+        <w:spacing w:after="0" w:before="0" w:line="240" w:lineRule="auto"/>
         <w:ind w:left="113" w:right="113"/>
       </w:pPr>
       <w:r>
@@ -1078,7 +1080,7 @@
           <w:right w:val="single" w:color="BFBFBF" w:sz="4" w:space="4"/>
         </w:pBdr>
         <w:shd w:fill="F4F4F4" w:color="auto" w:val="clear"/>
-        <w:spacing w:after="0" w:before="0" w:line="240"/>
+        <w:spacing w:after="0" w:before="0" w:line="240" w:lineRule="auto"/>
         <w:ind w:left="113" w:right="113"/>
       </w:pPr>
       <w:r>
@@ -1100,7 +1102,7 @@
           <w:right w:val="single" w:color="BFBFBF" w:sz="4" w:space="4"/>
         </w:pBdr>
         <w:shd w:fill="F4F4F4" w:color="auto" w:val="clear"/>
-        <w:spacing w:after="0" w:before="0" w:line="240"/>
+        <w:spacing w:after="0" w:before="0" w:line="240" w:lineRule="auto"/>
         <w:ind w:left="113" w:right="113"/>
       </w:pPr>
       <w:r>
@@ -1122,7 +1124,7 @@
           <w:right w:val="single" w:color="BFBFBF" w:sz="4" w:space="4"/>
         </w:pBdr>
         <w:shd w:fill="F4F4F4" w:color="auto" w:val="clear"/>
-        <w:spacing w:after="0" w:before="0" w:line="240"/>
+        <w:spacing w:after="0" w:before="0" w:line="240" w:lineRule="auto"/>
         <w:ind w:left="113" w:right="113"/>
       </w:pPr>
       <w:r>
@@ -1144,7 +1146,7 @@
           <w:right w:val="single" w:color="BFBFBF" w:sz="4" w:space="4"/>
         </w:pBdr>
         <w:shd w:fill="F4F4F4" w:color="auto" w:val="clear"/>
-        <w:spacing w:after="0" w:before="0" w:line="240"/>
+        <w:spacing w:after="0" w:before="0" w:line="240" w:lineRule="auto"/>
         <w:ind w:left="113" w:right="113"/>
       </w:pPr>
       <w:r>
@@ -1166,7 +1168,7 @@
           <w:right w:val="single" w:color="BFBFBF" w:sz="4" w:space="4"/>
         </w:pBdr>
         <w:shd w:fill="F4F4F4" w:color="auto" w:val="clear"/>
-        <w:spacing w:after="0" w:before="0" w:line="240"/>
+        <w:spacing w:after="0" w:before="0" w:line="240" w:lineRule="auto"/>
         <w:ind w:left="113" w:right="113"/>
       </w:pPr>
       <w:r>
@@ -1188,7 +1190,7 @@
           <w:right w:val="single" w:color="BFBFBF" w:sz="4" w:space="4"/>
         </w:pBdr>
         <w:shd w:fill="F4F4F4" w:color="auto" w:val="clear"/>
-        <w:spacing w:after="0" w:before="0" w:line="240"/>
+        <w:spacing w:after="0" w:before="0" w:line="240" w:lineRule="auto"/>
         <w:ind w:left="113" w:right="113"/>
       </w:pPr>
       <w:r>
@@ -1210,7 +1212,7 @@
           <w:right w:val="single" w:color="BFBFBF" w:sz="4" w:space="4"/>
         </w:pBdr>
         <w:shd w:fill="F4F4F4" w:color="auto" w:val="clear"/>
-        <w:spacing w:after="0" w:before="0" w:line="240"/>
+        <w:spacing w:after="0" w:before="0" w:line="240" w:lineRule="auto"/>
         <w:ind w:left="113" w:right="113"/>
       </w:pPr>
       <w:r>
@@ -1232,7 +1234,7 @@
           <w:right w:val="single" w:color="BFBFBF" w:sz="4" w:space="4"/>
         </w:pBdr>
         <w:shd w:fill="F4F4F4" w:color="auto" w:val="clear"/>
-        <w:spacing w:after="0" w:before="0" w:line="240"/>
+        <w:spacing w:after="0" w:before="0" w:line="240" w:lineRule="auto"/>
         <w:ind w:left="113" w:right="113"/>
       </w:pPr>
       <w:r>
@@ -1254,7 +1256,7 @@
           <w:right w:val="single" w:color="BFBFBF" w:sz="4" w:space="4"/>
         </w:pBdr>
         <w:shd w:fill="F4F4F4" w:color="auto" w:val="clear"/>
-        <w:spacing w:after="0" w:before="0" w:line="240"/>
+        <w:spacing w:after="0" w:before="0" w:line="240" w:lineRule="auto"/>
         <w:ind w:left="113" w:right="113"/>
       </w:pPr>
       <w:r>
@@ -1276,7 +1278,7 @@
           <w:right w:val="single" w:color="BFBFBF" w:sz="4" w:space="4"/>
         </w:pBdr>
         <w:shd w:fill="F4F4F4" w:color="auto" w:val="clear"/>
-        <w:spacing w:after="0" w:before="0" w:line="240"/>
+        <w:spacing w:after="0" w:before="0" w:line="240" w:lineRule="auto"/>
         <w:ind w:left="113" w:right="113"/>
       </w:pPr>
       <w:r>
@@ -1298,7 +1300,7 @@
           <w:right w:val="single" w:color="BFBFBF" w:sz="4" w:space="4"/>
         </w:pBdr>
         <w:shd w:fill="F4F4F4" w:color="auto" w:val="clear"/>
-        <w:spacing w:after="0" w:before="0" w:line="240"/>
+        <w:spacing w:after="0" w:before="0" w:line="240" w:lineRule="auto"/>
         <w:ind w:left="113" w:right="113"/>
       </w:pPr>
       <w:r>
@@ -1320,7 +1322,7 @@
           <w:right w:val="single" w:color="BFBFBF" w:sz="4" w:space="4"/>
         </w:pBdr>
         <w:shd w:fill="F4F4F4" w:color="auto" w:val="clear"/>
-        <w:spacing w:after="0" w:before="0" w:line="240"/>
+        <w:spacing w:after="0" w:before="0" w:line="240" w:lineRule="auto"/>
         <w:ind w:left="113" w:right="113"/>
       </w:pPr>
       <w:r>
@@ -1342,7 +1344,7 @@
           <w:right w:val="single" w:color="BFBFBF" w:sz="4" w:space="4"/>
         </w:pBdr>
         <w:shd w:fill="F4F4F4" w:color="auto" w:val="clear"/>
-        <w:spacing w:after="0" w:before="0" w:line="240"/>
+        <w:spacing w:after="0" w:before="0" w:line="240" w:lineRule="auto"/>
         <w:ind w:left="113" w:right="113"/>
       </w:pPr>
       <w:r>
@@ -1364,7 +1366,7 @@
           <w:right w:val="single" w:color="BFBFBF" w:sz="4" w:space="4"/>
         </w:pBdr>
         <w:shd w:fill="F4F4F4" w:color="auto" w:val="clear"/>
-        <w:spacing w:after="0" w:before="0" w:line="240"/>
+        <w:spacing w:after="0" w:before="0" w:line="240" w:lineRule="auto"/>
         <w:ind w:left="113" w:right="113"/>
       </w:pPr>
       <w:r>
@@ -1386,7 +1388,7 @@
           <w:right w:val="single" w:color="BFBFBF" w:sz="4" w:space="4"/>
         </w:pBdr>
         <w:shd w:fill="F4F4F4" w:color="auto" w:val="clear"/>
-        <w:spacing w:after="0" w:before="0" w:line="240"/>
+        <w:spacing w:after="0" w:before="0" w:line="240" w:lineRule="auto"/>
         <w:ind w:left="113" w:right="113"/>
       </w:pPr>
       <w:r>
@@ -1408,7 +1410,7 @@
           <w:right w:val="single" w:color="BFBFBF" w:sz="4" w:space="4"/>
         </w:pBdr>
         <w:shd w:fill="F4F4F4" w:color="auto" w:val="clear"/>
-        <w:spacing w:after="0" w:before="0" w:line="240"/>
+        <w:spacing w:after="0" w:before="0" w:line="240" w:lineRule="auto"/>
         <w:ind w:left="113" w:right="113"/>
       </w:pPr>
       <w:r>
@@ -1430,7 +1432,7 @@
           <w:right w:val="single" w:color="BFBFBF" w:sz="4" w:space="4"/>
         </w:pBdr>
         <w:shd w:fill="F4F4F4" w:color="auto" w:val="clear"/>
-        <w:spacing w:after="0" w:before="0" w:line="240"/>
+        <w:spacing w:after="0" w:before="0" w:line="240" w:lineRule="auto"/>
         <w:ind w:left="113" w:right="113"/>
       </w:pPr>
       <w:r>
@@ -1452,7 +1454,7 @@
           <w:right w:val="single" w:color="BFBFBF" w:sz="4" w:space="4"/>
         </w:pBdr>
         <w:shd w:fill="F4F4F4" w:color="auto" w:val="clear"/>
-        <w:spacing w:after="0" w:before="0" w:line="240"/>
+        <w:spacing w:after="0" w:before="0" w:line="240" w:lineRule="auto"/>
         <w:ind w:left="113" w:right="113"/>
       </w:pPr>
       <w:r>
@@ -1474,7 +1476,7 @@
           <w:right w:val="single" w:color="BFBFBF" w:sz="4" w:space="4"/>
         </w:pBdr>
         <w:shd w:fill="F4F4F4" w:color="auto" w:val="clear"/>
-        <w:spacing w:after="0" w:before="0" w:line="240"/>
+        <w:spacing w:after="0" w:before="0" w:line="240" w:lineRule="auto"/>
         <w:ind w:left="113" w:right="113"/>
       </w:pPr>
       <w:r>
@@ -1496,7 +1498,7 @@
           <w:right w:val="single" w:color="BFBFBF" w:sz="4" w:space="4"/>
         </w:pBdr>
         <w:shd w:fill="F4F4F4" w:color="auto" w:val="clear"/>
-        <w:spacing w:after="0" w:before="0" w:line="240"/>
+        <w:spacing w:after="0" w:before="0" w:line="240" w:lineRule="auto"/>
         <w:ind w:left="113" w:right="113"/>
       </w:pPr>
       <w:r>
@@ -1518,7 +1520,7 @@
           <w:right w:val="single" w:color="BFBFBF" w:sz="4" w:space="4"/>
         </w:pBdr>
         <w:shd w:fill="F4F4F4" w:color="auto" w:val="clear"/>
-        <w:spacing w:after="0" w:before="0" w:line="240"/>
+        <w:spacing w:after="0" w:before="0" w:line="240" w:lineRule="auto"/>
         <w:ind w:left="113" w:right="113"/>
       </w:pPr>
       <w:r>
@@ -1540,7 +1542,7 @@
           <w:right w:val="single" w:color="BFBFBF" w:sz="4" w:space="4"/>
         </w:pBdr>
         <w:shd w:fill="F4F4F4" w:color="auto" w:val="clear"/>
-        <w:spacing w:after="0" w:before="0" w:line="240"/>
+        <w:spacing w:after="0" w:before="0" w:line="240" w:lineRule="auto"/>
         <w:ind w:left="113" w:right="113"/>
       </w:pPr>
       <w:r>
@@ -1562,7 +1564,7 @@
           <w:right w:val="single" w:color="BFBFBF" w:sz="4" w:space="4"/>
         </w:pBdr>
         <w:shd w:fill="F4F4F4" w:color="auto" w:val="clear"/>
-        <w:spacing w:after="0" w:before="0" w:line="240"/>
+        <w:spacing w:after="0" w:before="0" w:line="240" w:lineRule="auto"/>
         <w:ind w:left="113" w:right="113"/>
       </w:pPr>
       <w:r>
@@ -1584,7 +1586,7 @@
           <w:right w:val="single" w:color="BFBFBF" w:sz="4" w:space="4"/>
         </w:pBdr>
         <w:shd w:fill="F4F4F4" w:color="auto" w:val="clear"/>
-        <w:spacing w:after="0" w:before="0" w:line="240"/>
+        <w:spacing w:after="0" w:before="0" w:line="240" w:lineRule="auto"/>
         <w:ind w:left="113" w:right="113"/>
       </w:pPr>
       <w:r>
@@ -1606,7 +1608,7 @@
           <w:right w:val="single" w:color="BFBFBF" w:sz="4" w:space="4"/>
         </w:pBdr>
         <w:shd w:fill="F4F4F4" w:color="auto" w:val="clear"/>
-        <w:spacing w:after="0" w:before="0" w:line="240"/>
+        <w:spacing w:after="0" w:before="0" w:line="240" w:lineRule="auto"/>
         <w:ind w:left="113" w:right="113"/>
       </w:pPr>
       <w:r>
@@ -1628,7 +1630,7 @@
           <w:right w:val="single" w:color="BFBFBF" w:sz="4" w:space="4"/>
         </w:pBdr>
         <w:shd w:fill="F4F4F4" w:color="auto" w:val="clear"/>
-        <w:spacing w:after="0" w:before="0" w:line="240"/>
+        <w:spacing w:after="0" w:before="0" w:line="240" w:lineRule="auto"/>
         <w:ind w:left="113" w:right="113"/>
       </w:pPr>
       <w:r>
@@ -1650,7 +1652,7 @@
           <w:right w:val="single" w:color="BFBFBF" w:sz="4" w:space="4"/>
         </w:pBdr>
         <w:shd w:fill="F4F4F4" w:color="auto" w:val="clear"/>
-        <w:spacing w:after="0" w:before="0" w:line="240"/>
+        <w:spacing w:after="0" w:before="0" w:line="240" w:lineRule="auto"/>
         <w:ind w:left="113" w:right="113"/>
       </w:pPr>
       <w:r>
@@ -1672,7 +1674,7 @@
           <w:right w:val="single" w:color="BFBFBF" w:sz="4" w:space="4"/>
         </w:pBdr>
         <w:shd w:fill="F4F4F4" w:color="auto" w:val="clear"/>
-        <w:spacing w:after="0" w:before="0" w:line="240"/>
+        <w:spacing w:after="0" w:before="0" w:line="240" w:lineRule="auto"/>
         <w:ind w:left="113" w:right="113"/>
       </w:pPr>
       <w:r>
@@ -1694,7 +1696,7 @@
           <w:right w:val="single" w:color="BFBFBF" w:sz="4" w:space="4"/>
         </w:pBdr>
         <w:shd w:fill="F4F4F4" w:color="auto" w:val="clear"/>
-        <w:spacing w:after="0" w:before="0" w:line="240"/>
+        <w:spacing w:after="0" w:before="0" w:line="240" w:lineRule="auto"/>
         <w:ind w:left="113" w:right="113"/>
       </w:pPr>
       <w:r>
@@ -1716,7 +1718,7 @@
           <w:right w:val="single" w:color="BFBFBF" w:sz="4" w:space="4"/>
         </w:pBdr>
         <w:shd w:fill="F4F4F4" w:color="auto" w:val="clear"/>
-        <w:spacing w:after="0" w:before="0" w:line="240"/>
+        <w:spacing w:after="0" w:before="0" w:line="240" w:lineRule="auto"/>
         <w:ind w:left="113" w:right="113"/>
       </w:pPr>
       <w:r>
@@ -1738,7 +1740,7 @@
           <w:right w:val="single" w:color="BFBFBF" w:sz="4" w:space="4"/>
         </w:pBdr>
         <w:shd w:fill="F4F4F4" w:color="auto" w:val="clear"/>
-        <w:spacing w:after="0" w:before="0" w:line="240"/>
+        <w:spacing w:after="0" w:before="0" w:line="240" w:lineRule="auto"/>
         <w:ind w:left="113" w:right="113"/>
       </w:pPr>
       <w:r>
@@ -1760,7 +1762,7 @@
           <w:right w:val="single" w:color="BFBFBF" w:sz="4" w:space="4"/>
         </w:pBdr>
         <w:shd w:fill="F4F4F4" w:color="auto" w:val="clear"/>
-        <w:spacing w:after="0" w:before="0" w:line="240"/>
+        <w:spacing w:after="0" w:before="0" w:line="240" w:lineRule="auto"/>
         <w:ind w:left="113" w:right="113"/>
       </w:pPr>
       <w:r>
@@ -1782,7 +1784,7 @@
           <w:right w:val="single" w:color="BFBFBF" w:sz="4" w:space="4"/>
         </w:pBdr>
         <w:shd w:fill="F4F4F4" w:color="auto" w:val="clear"/>
-        <w:spacing w:after="0" w:before="0" w:line="240"/>
+        <w:spacing w:after="0" w:before="0" w:line="240" w:lineRule="auto"/>
         <w:ind w:left="113" w:right="113"/>
       </w:pPr>
       <w:r>
@@ -1804,7 +1806,7 @@
           <w:right w:val="single" w:color="BFBFBF" w:sz="4" w:space="4"/>
         </w:pBdr>
         <w:shd w:fill="F4F4F4" w:color="auto" w:val="clear"/>
-        <w:spacing w:after="0" w:before="0" w:line="240"/>
+        <w:spacing w:after="0" w:before="0" w:line="240" w:lineRule="auto"/>
         <w:ind w:left="113" w:right="113"/>
       </w:pPr>
       <w:r>
@@ -1826,7 +1828,7 @@
           <w:right w:val="single" w:color="BFBFBF" w:sz="4" w:space="4"/>
         </w:pBdr>
         <w:shd w:fill="F4F4F4" w:color="auto" w:val="clear"/>
-        <w:spacing w:after="0" w:before="0" w:line="240"/>
+        <w:spacing w:after="0" w:before="0" w:line="240" w:lineRule="auto"/>
         <w:ind w:left="113" w:right="113"/>
       </w:pPr>
       <w:r>
@@ -1848,7 +1850,7 @@
           <w:right w:val="single" w:color="BFBFBF" w:sz="4" w:space="4"/>
         </w:pBdr>
         <w:shd w:fill="F4F4F4" w:color="auto" w:val="clear"/>
-        <w:spacing w:after="0" w:before="0" w:line="240"/>
+        <w:spacing w:after="0" w:before="0" w:line="240" w:lineRule="auto"/>
         <w:ind w:left="113" w:right="113"/>
       </w:pPr>
       <w:r>
@@ -1870,7 +1872,7 @@
           <w:right w:val="single" w:color="BFBFBF" w:sz="4" w:space="4"/>
         </w:pBdr>
         <w:shd w:fill="F4F4F4" w:color="auto" w:val="clear"/>
-        <w:spacing w:after="0" w:before="0" w:line="240"/>
+        <w:spacing w:after="0" w:before="0" w:line="240" w:lineRule="auto"/>
         <w:ind w:left="113" w:right="113"/>
       </w:pPr>
       <w:r>
@@ -1892,7 +1894,7 @@
           <w:right w:val="single" w:color="BFBFBF" w:sz="4" w:space="4"/>
         </w:pBdr>
         <w:shd w:fill="F4F4F4" w:color="auto" w:val="clear"/>
-        <w:spacing w:after="0" w:before="0" w:line="240"/>
+        <w:spacing w:after="0" w:before="0" w:line="240" w:lineRule="auto"/>
         <w:ind w:left="113" w:right="113"/>
       </w:pPr>
       <w:r>
@@ -1914,7 +1916,7 @@
           <w:right w:val="single" w:color="BFBFBF" w:sz="4" w:space="4"/>
         </w:pBdr>
         <w:shd w:fill="F4F4F4" w:color="auto" w:val="clear"/>
-        <w:spacing w:after="0" w:before="0" w:line="240"/>
+        <w:spacing w:after="0" w:before="0" w:line="240" w:lineRule="auto"/>
         <w:ind w:left="113" w:right="113"/>
       </w:pPr>
       <w:r>
@@ -1936,7 +1938,7 @@
           <w:right w:val="single" w:color="BFBFBF" w:sz="4" w:space="4"/>
         </w:pBdr>
         <w:shd w:fill="F4F4F4" w:color="auto" w:val="clear"/>
-        <w:spacing w:after="0" w:before="0" w:line="240"/>
+        <w:spacing w:after="0" w:before="0" w:line="240" w:lineRule="auto"/>
         <w:ind w:left="113" w:right="113"/>
       </w:pPr>
       <w:r>
@@ -1958,7 +1960,7 @@
           <w:right w:val="single" w:color="BFBFBF" w:sz="4" w:space="4"/>
         </w:pBdr>
         <w:shd w:fill="F4F4F4" w:color="auto" w:val="clear"/>
-        <w:spacing w:after="0" w:before="0" w:line="240"/>
+        <w:spacing w:after="0" w:before="0" w:line="240" w:lineRule="auto"/>
         <w:ind w:left="113" w:right="113"/>
       </w:pPr>
       <w:r>
@@ -1980,7 +1982,7 @@
           <w:right w:val="single" w:color="BFBFBF" w:sz="4" w:space="4"/>
         </w:pBdr>
         <w:shd w:fill="F4F4F4" w:color="auto" w:val="clear"/>
-        <w:spacing w:after="0" w:before="0" w:line="240"/>
+        <w:spacing w:after="0" w:before="0" w:line="240" w:lineRule="auto"/>
         <w:ind w:left="113" w:right="113"/>
       </w:pPr>
       <w:r>
@@ -2002,7 +2004,7 @@
           <w:right w:val="single" w:color="BFBFBF" w:sz="4" w:space="4"/>
         </w:pBdr>
         <w:shd w:fill="F4F4F4" w:color="auto" w:val="clear"/>
-        <w:spacing w:after="0" w:before="0" w:line="240"/>
+        <w:spacing w:after="0" w:before="0" w:line="240" w:lineRule="auto"/>
         <w:ind w:left="113" w:right="113"/>
       </w:pPr>
       <w:r>
@@ -2024,7 +2026,7 @@
           <w:right w:val="single" w:color="BFBFBF" w:sz="4" w:space="4"/>
         </w:pBdr>
         <w:shd w:fill="F4F4F4" w:color="auto" w:val="clear"/>
-        <w:spacing w:after="0" w:before="0" w:line="240"/>
+        <w:spacing w:after="0" w:before="0" w:line="240" w:lineRule="auto"/>
         <w:ind w:left="113" w:right="113"/>
       </w:pPr>
       <w:r>
@@ -2046,7 +2048,7 @@
           <w:right w:val="single" w:color="BFBFBF" w:sz="4" w:space="4"/>
         </w:pBdr>
         <w:shd w:fill="F4F4F4" w:color="auto" w:val="clear"/>
-        <w:spacing w:after="0" w:before="0" w:line="240"/>
+        <w:spacing w:after="0" w:before="0" w:line="240" w:lineRule="auto"/>
         <w:ind w:left="113" w:right="113"/>
       </w:pPr>
       <w:r>
@@ -2068,7 +2070,7 @@
           <w:right w:val="single" w:color="BFBFBF" w:sz="4" w:space="4"/>
         </w:pBdr>
         <w:shd w:fill="F4F4F4" w:color="auto" w:val="clear"/>
-        <w:spacing w:after="0" w:before="0" w:line="240"/>
+        <w:spacing w:after="0" w:before="0" w:line="240" w:lineRule="auto"/>
         <w:ind w:left="113" w:right="113"/>
       </w:pPr>
       <w:r>
@@ -2090,7 +2092,7 @@
           <w:right w:val="single" w:color="BFBFBF" w:sz="4" w:space="4"/>
         </w:pBdr>
         <w:shd w:fill="F4F4F4" w:color="auto" w:val="clear"/>
-        <w:spacing w:after="0" w:before="0" w:line="240"/>
+        <w:spacing w:after="0" w:before="0" w:line="240" w:lineRule="auto"/>
         <w:ind w:left="113" w:right="113"/>
       </w:pPr>
       <w:r>
@@ -2112,7 +2114,7 @@
           <w:right w:val="single" w:color="BFBFBF" w:sz="4" w:space="4"/>
         </w:pBdr>
         <w:shd w:fill="F4F4F4" w:color="auto" w:val="clear"/>
-        <w:spacing w:after="0" w:before="0" w:line="240"/>
+        <w:spacing w:after="0" w:before="0" w:line="240" w:lineRule="auto"/>
         <w:ind w:left="113" w:right="113"/>
       </w:pPr>
       <w:r>
@@ -2134,7 +2136,7 @@
           <w:right w:val="single" w:color="BFBFBF" w:sz="4" w:space="4"/>
         </w:pBdr>
         <w:shd w:fill="F4F4F4" w:color="auto" w:val="clear"/>
-        <w:spacing w:after="0" w:before="0" w:line="240"/>
+        <w:spacing w:after="0" w:before="0" w:line="240" w:lineRule="auto"/>
         <w:ind w:left="113" w:right="113"/>
       </w:pPr>
       <w:r>
@@ -2156,7 +2158,7 @@
           <w:right w:val="single" w:color="BFBFBF" w:sz="4" w:space="4"/>
         </w:pBdr>
         <w:shd w:fill="F4F4F4" w:color="auto" w:val="clear"/>
-        <w:spacing w:after="0" w:before="0" w:line="240"/>
+        <w:spacing w:after="0" w:before="0" w:line="240" w:lineRule="auto"/>
         <w:ind w:left="113" w:right="113"/>
       </w:pPr>
       <w:r>
@@ -2178,7 +2180,7 @@
           <w:right w:val="single" w:color="BFBFBF" w:sz="4" w:space="4"/>
         </w:pBdr>
         <w:shd w:fill="F4F4F4" w:color="auto" w:val="clear"/>
-        <w:spacing w:after="0" w:before="0" w:line="240"/>
+        <w:spacing w:after="0" w:before="0" w:line="240" w:lineRule="auto"/>
         <w:ind w:left="113" w:right="113"/>
       </w:pPr>
       <w:r>
@@ -2200,7 +2202,7 @@
           <w:right w:val="single" w:color="BFBFBF" w:sz="4" w:space="4"/>
         </w:pBdr>
         <w:shd w:fill="F4F4F4" w:color="auto" w:val="clear"/>
-        <w:spacing w:after="0" w:before="0" w:line="240"/>
+        <w:spacing w:after="0" w:before="0" w:line="240" w:lineRule="auto"/>
         <w:ind w:left="113" w:right="113"/>
       </w:pPr>
       <w:r>
@@ -2222,7 +2224,7 @@
           <w:right w:val="single" w:color="BFBFBF" w:sz="4" w:space="4"/>
         </w:pBdr>
         <w:shd w:fill="F4F4F4" w:color="auto" w:val="clear"/>
-        <w:spacing w:after="0" w:before="0" w:line="240"/>
+        <w:spacing w:after="0" w:before="0" w:line="240" w:lineRule="auto"/>
         <w:ind w:left="113" w:right="113"/>
       </w:pPr>
       <w:r>
@@ -2244,7 +2246,7 @@
           <w:right w:val="single" w:color="BFBFBF" w:sz="4" w:space="4"/>
         </w:pBdr>
         <w:shd w:fill="F4F4F4" w:color="auto" w:val="clear"/>
-        <w:spacing w:after="0" w:before="0" w:line="240"/>
+        <w:spacing w:after="0" w:before="0" w:line="240" w:lineRule="auto"/>
         <w:ind w:left="113" w:right="113"/>
       </w:pPr>
       <w:r>
@@ -2266,7 +2268,7 @@
           <w:right w:val="single" w:color="BFBFBF" w:sz="4" w:space="4"/>
         </w:pBdr>
         <w:shd w:fill="F4F4F4" w:color="auto" w:val="clear"/>
-        <w:spacing w:after="0" w:before="0" w:line="240"/>
+        <w:spacing w:after="0" w:before="0" w:line="240" w:lineRule="auto"/>
         <w:ind w:left="113" w:right="113"/>
       </w:pPr>
       <w:r>
@@ -2288,7 +2290,7 @@
           <w:right w:val="single" w:color="BFBFBF" w:sz="4" w:space="4"/>
         </w:pBdr>
         <w:shd w:fill="F4F4F4" w:color="auto" w:val="clear"/>
-        <w:spacing w:after="0" w:before="0" w:line="240"/>
+        <w:spacing w:after="0" w:before="0" w:line="240" w:lineRule="auto"/>
         <w:ind w:left="113" w:right="113"/>
       </w:pPr>
       <w:r>
@@ -2310,7 +2312,7 @@
           <w:right w:val="single" w:color="BFBFBF" w:sz="4" w:space="4"/>
         </w:pBdr>
         <w:shd w:fill="F4F4F4" w:color="auto" w:val="clear"/>
-        <w:spacing w:after="0" w:before="0" w:line="240"/>
+        <w:spacing w:after="0" w:before="0" w:line="240" w:lineRule="auto"/>
         <w:ind w:left="113" w:right="113"/>
       </w:pPr>
       <w:r>
@@ -2332,7 +2334,7 @@
           <w:right w:val="single" w:color="BFBFBF" w:sz="4" w:space="4"/>
         </w:pBdr>
         <w:shd w:fill="F4F4F4" w:color="auto" w:val="clear"/>
-        <w:spacing w:after="0" w:before="0" w:line="240"/>
+        <w:spacing w:after="0" w:before="0" w:line="240" w:lineRule="auto"/>
         <w:ind w:left="113" w:right="113"/>
       </w:pPr>
       <w:r>
@@ -2354,7 +2356,7 @@
           <w:right w:val="single" w:color="BFBFBF" w:sz="4" w:space="4"/>
         </w:pBdr>
         <w:shd w:fill="F4F4F4" w:color="auto" w:val="clear"/>
-        <w:spacing w:after="0" w:before="0" w:line="240"/>
+        <w:spacing w:after="0" w:before="0" w:line="240" w:lineRule="auto"/>
         <w:ind w:left="113" w:right="113"/>
       </w:pPr>
       <w:r>
@@ -2376,7 +2378,7 @@
           <w:right w:val="single" w:color="BFBFBF" w:sz="4" w:space="4"/>
         </w:pBdr>
         <w:shd w:fill="F4F4F4" w:color="auto" w:val="clear"/>
-        <w:spacing w:after="0" w:before="0" w:line="240"/>
+        <w:spacing w:after="0" w:before="0" w:line="240" w:lineRule="auto"/>
         <w:ind w:left="113" w:right="113"/>
       </w:pPr>
       <w:r>
@@ -2398,7 +2400,7 @@
           <w:right w:val="single" w:color="BFBFBF" w:sz="4" w:space="4"/>
         </w:pBdr>
         <w:shd w:fill="F4F4F4" w:color="auto" w:val="clear"/>
-        <w:spacing w:after="0" w:before="0" w:line="240"/>
+        <w:spacing w:after="0" w:before="0" w:line="240" w:lineRule="auto"/>
         <w:ind w:left="113" w:right="113"/>
       </w:pPr>
       <w:r>
@@ -2420,7 +2422,7 @@
           <w:right w:val="single" w:color="BFBFBF" w:sz="4" w:space="4"/>
         </w:pBdr>
         <w:shd w:fill="F4F4F4" w:color="auto" w:val="clear"/>
-        <w:spacing w:after="0" w:before="0" w:line="240"/>
+        <w:spacing w:after="0" w:before="0" w:line="240" w:lineRule="auto"/>
         <w:ind w:left="113" w:right="113"/>
       </w:pPr>
       <w:r>
@@ -2442,7 +2444,7 @@
           <w:right w:val="single" w:color="BFBFBF" w:sz="4" w:space="4"/>
         </w:pBdr>
         <w:shd w:fill="F4F4F4" w:color="auto" w:val="clear"/>
-        <w:spacing w:after="0" w:before="0" w:line="240"/>
+        <w:spacing w:after="0" w:before="0" w:line="240" w:lineRule="auto"/>
         <w:ind w:left="113" w:right="113"/>
       </w:pPr>
       <w:r>
@@ -2464,7 +2466,7 @@
           <w:right w:val="single" w:color="BFBFBF" w:sz="4" w:space="4"/>
         </w:pBdr>
         <w:shd w:fill="F4F4F4" w:color="auto" w:val="clear"/>
-        <w:spacing w:after="0" w:before="0" w:line="240"/>
+        <w:spacing w:after="0" w:before="0" w:line="240" w:lineRule="auto"/>
         <w:ind w:left="113" w:right="113"/>
       </w:pPr>
       <w:r>
@@ -2486,7 +2488,7 @@
           <w:right w:val="single" w:color="BFBFBF" w:sz="4" w:space="4"/>
         </w:pBdr>
         <w:shd w:fill="F4F4F4" w:color="auto" w:val="clear"/>
-        <w:spacing w:after="0" w:before="0" w:line="240"/>
+        <w:spacing w:after="0" w:before="0" w:line="240" w:lineRule="auto"/>
         <w:ind w:left="113" w:right="113"/>
       </w:pPr>
       <w:r>
@@ -2508,7 +2510,7 @@
           <w:right w:val="single" w:color="BFBFBF" w:sz="4" w:space="4"/>
         </w:pBdr>
         <w:shd w:fill="F4F4F4" w:color="auto" w:val="clear"/>
-        <w:spacing w:after="0" w:before="0" w:line="240"/>
+        <w:spacing w:after="0" w:before="0" w:line="240" w:lineRule="auto"/>
         <w:ind w:left="113" w:right="113"/>
       </w:pPr>
       <w:r>
@@ -2530,7 +2532,7 @@
           <w:right w:val="single" w:color="BFBFBF" w:sz="4" w:space="4"/>
         </w:pBdr>
         <w:shd w:fill="F4F4F4" w:color="auto" w:val="clear"/>
-        <w:spacing w:after="0" w:before="0" w:line="240"/>
+        <w:spacing w:after="0" w:before="0" w:line="240" w:lineRule="auto"/>
         <w:ind w:left="113" w:right="113"/>
       </w:pPr>
       <w:r>
@@ -2552,7 +2554,7 @@
           <w:right w:val="single" w:color="BFBFBF" w:sz="4" w:space="4"/>
         </w:pBdr>
         <w:shd w:fill="F4F4F4" w:color="auto" w:val="clear"/>
-        <w:spacing w:after="0" w:before="0" w:line="240"/>
+        <w:spacing w:after="0" w:before="0" w:line="240" w:lineRule="auto"/>
         <w:ind w:left="113" w:right="113"/>
       </w:pPr>
       <w:r>
@@ -2574,7 +2576,7 @@
           <w:right w:val="single" w:color="BFBFBF" w:sz="4" w:space="4"/>
         </w:pBdr>
         <w:shd w:fill="F4F4F4" w:color="auto" w:val="clear"/>
-        <w:spacing w:after="0" w:before="0" w:line="240"/>
+        <w:spacing w:after="0" w:before="0" w:line="240" w:lineRule="auto"/>
         <w:ind w:left="113" w:right="113"/>
       </w:pPr>
       <w:r>
@@ -2596,7 +2598,7 @@
           <w:right w:val="single" w:color="BFBFBF" w:sz="4" w:space="4"/>
         </w:pBdr>
         <w:shd w:fill="F4F4F4" w:color="auto" w:val="clear"/>
-        <w:spacing w:after="0" w:before="0" w:line="240"/>
+        <w:spacing w:after="0" w:before="0" w:line="240" w:lineRule="auto"/>
         <w:ind w:left="113" w:right="113"/>
       </w:pPr>
       <w:r>
@@ -2618,7 +2620,7 @@
           <w:right w:val="single" w:color="BFBFBF" w:sz="4" w:space="4"/>
         </w:pBdr>
         <w:shd w:fill="F4F4F4" w:color="auto" w:val="clear"/>
-        <w:spacing w:after="0" w:before="0" w:line="240"/>
+        <w:spacing w:after="0" w:before="0" w:line="240" w:lineRule="auto"/>
         <w:ind w:left="113" w:right="113"/>
       </w:pPr>
       <w:r>
@@ -2640,7 +2642,7 @@
           <w:right w:val="single" w:color="BFBFBF" w:sz="4" w:space="4"/>
         </w:pBdr>
         <w:shd w:fill="F4F4F4" w:color="auto" w:val="clear"/>
-        <w:spacing w:after="0" w:before="0" w:line="240"/>
+        <w:spacing w:after="0" w:before="0" w:line="240" w:lineRule="auto"/>
         <w:ind w:left="113" w:right="113"/>
       </w:pPr>
       <w:r>
@@ -2662,7 +2664,7 @@
           <w:right w:val="single" w:color="BFBFBF" w:sz="4" w:space="4"/>
         </w:pBdr>
         <w:shd w:fill="F4F4F4" w:color="auto" w:val="clear"/>
-        <w:spacing w:after="0" w:before="0" w:line="240"/>
+        <w:spacing w:after="0" w:before="0" w:line="240" w:lineRule="auto"/>
         <w:ind w:left="113" w:right="113"/>
       </w:pPr>
       <w:r>
@@ -2684,7 +2686,7 @@
           <w:right w:val="single" w:color="BFBFBF" w:sz="4" w:space="4"/>
         </w:pBdr>
         <w:shd w:fill="F4F4F4" w:color="auto" w:val="clear"/>
-        <w:spacing w:after="0" w:before="0" w:line="240"/>
+        <w:spacing w:after="0" w:before="0" w:line="240" w:lineRule="auto"/>
         <w:ind w:left="113" w:right="113"/>
       </w:pPr>
       <w:r>
@@ -2706,7 +2708,7 @@
           <w:right w:val="single" w:color="BFBFBF" w:sz="4" w:space="4"/>
         </w:pBdr>
         <w:shd w:fill="F4F4F4" w:color="auto" w:val="clear"/>
-        <w:spacing w:after="0" w:before="0" w:line="240"/>
+        <w:spacing w:after="0" w:before="0" w:line="240" w:lineRule="auto"/>
         <w:ind w:left="113" w:right="113"/>
       </w:pPr>
       <w:r>
@@ -2728,7 +2730,7 @@
           <w:right w:val="single" w:color="BFBFBF" w:sz="4" w:space="4"/>
         </w:pBdr>
         <w:shd w:fill="F4F4F4" w:color="auto" w:val="clear"/>
-        <w:spacing w:after="0" w:before="0" w:line="240"/>
+        <w:spacing w:after="0" w:before="0" w:line="240" w:lineRule="auto"/>
         <w:ind w:left="113" w:right="113"/>
       </w:pPr>
       <w:r>
@@ -2750,7 +2752,7 @@
           <w:right w:val="single" w:color="BFBFBF" w:sz="4" w:space="4"/>
         </w:pBdr>
         <w:shd w:fill="F4F4F4" w:color="auto" w:val="clear"/>
-        <w:spacing w:after="0" w:before="0" w:line="240"/>
+        <w:spacing w:after="0" w:before="0" w:line="240" w:lineRule="auto"/>
         <w:ind w:left="113" w:right="113"/>
       </w:pPr>
       <w:r>
@@ -2772,7 +2774,7 @@
           <w:right w:val="single" w:color="BFBFBF" w:sz="4" w:space="4"/>
         </w:pBdr>
         <w:shd w:fill="F4F4F4" w:color="auto" w:val="clear"/>
-        <w:spacing w:after="0" w:before="0" w:line="240"/>
+        <w:spacing w:after="0" w:before="0" w:line="240" w:lineRule="auto"/>
         <w:ind w:left="113" w:right="113"/>
       </w:pPr>
       <w:r>
@@ -2794,7 +2796,7 @@
           <w:right w:val="single" w:color="BFBFBF" w:sz="4" w:space="4"/>
         </w:pBdr>
         <w:shd w:fill="F4F4F4" w:color="auto" w:val="clear"/>
-        <w:spacing w:after="0" w:before="0" w:line="240"/>
+        <w:spacing w:after="0" w:before="0" w:line="240" w:lineRule="auto"/>
         <w:ind w:left="113" w:right="113"/>
       </w:pPr>
       <w:r>
@@ -2816,7 +2818,7 @@
           <w:right w:val="single" w:color="BFBFBF" w:sz="4" w:space="4"/>
         </w:pBdr>
         <w:shd w:fill="F4F4F4" w:color="auto" w:val="clear"/>
-        <w:spacing w:after="0" w:before="0" w:line="240"/>
+        <w:spacing w:after="0" w:before="0" w:line="240" w:lineRule="auto"/>
         <w:ind w:left="113" w:right="113"/>
       </w:pPr>
       <w:r>
@@ -2838,7 +2840,7 @@
           <w:right w:val="single" w:color="BFBFBF" w:sz="4" w:space="4"/>
         </w:pBdr>
         <w:shd w:fill="F4F4F4" w:color="auto" w:val="clear"/>
-        <w:spacing w:after="0" w:before="0" w:line="240"/>
+        <w:spacing w:after="0" w:before="0" w:line="240" w:lineRule="auto"/>
         <w:ind w:left="113" w:right="113"/>
       </w:pPr>
       <w:r>
@@ -2860,7 +2862,7 @@
           <w:right w:val="single" w:color="BFBFBF" w:sz="4" w:space="4"/>
         </w:pBdr>
         <w:shd w:fill="F4F4F4" w:color="auto" w:val="clear"/>
-        <w:spacing w:after="0" w:before="0" w:line="240"/>
+        <w:spacing w:after="0" w:before="0" w:line="240" w:lineRule="auto"/>
         <w:ind w:left="113" w:right="113"/>
       </w:pPr>
       <w:r>
@@ -2882,7 +2884,7 @@
           <w:right w:val="single" w:color="BFBFBF" w:sz="4" w:space="4"/>
         </w:pBdr>
         <w:shd w:fill="F4F4F4" w:color="auto" w:val="clear"/>
-        <w:spacing w:after="0" w:before="0" w:line="240"/>
+        <w:spacing w:after="0" w:before="0" w:line="240" w:lineRule="auto"/>
         <w:ind w:left="113" w:right="113"/>
       </w:pPr>
       <w:r>
@@ -2904,7 +2906,7 @@
           <w:right w:val="single" w:color="BFBFBF" w:sz="4" w:space="4"/>
         </w:pBdr>
         <w:shd w:fill="F4F4F4" w:color="auto" w:val="clear"/>
-        <w:spacing w:after="0" w:before="0" w:line="240"/>
+        <w:spacing w:after="0" w:before="0" w:line="240" w:lineRule="auto"/>
         <w:ind w:left="113" w:right="113"/>
       </w:pPr>
       <w:r>
@@ -2926,7 +2928,7 @@
           <w:right w:val="single" w:color="BFBFBF" w:sz="4" w:space="4"/>
         </w:pBdr>
         <w:shd w:fill="F4F4F4" w:color="auto" w:val="clear"/>
-        <w:spacing w:after="0" w:before="0" w:line="240"/>
+        <w:spacing w:after="0" w:before="0" w:line="240" w:lineRule="auto"/>
         <w:ind w:left="113" w:right="113"/>
       </w:pPr>
       <w:r>
@@ -2948,7 +2950,7 @@
           <w:right w:val="single" w:color="BFBFBF" w:sz="4" w:space="4"/>
         </w:pBdr>
         <w:shd w:fill="F4F4F4" w:color="auto" w:val="clear"/>
-        <w:spacing w:after="0" w:before="0" w:line="240"/>
+        <w:spacing w:after="0" w:before="0" w:line="240" w:lineRule="auto"/>
         <w:ind w:left="113" w:right="113"/>
       </w:pPr>
       <w:r>
@@ -2970,7 +2972,7 @@
           <w:right w:val="single" w:color="BFBFBF" w:sz="4" w:space="4"/>
         </w:pBdr>
         <w:shd w:fill="F4F4F4" w:color="auto" w:val="clear"/>
-        <w:spacing w:after="0" w:before="0" w:line="240"/>
+        <w:spacing w:after="0" w:before="0" w:line="240" w:lineRule="auto"/>
         <w:ind w:left="113" w:right="113"/>
       </w:pPr>
       <w:r>
@@ -2992,7 +2994,7 @@
           <w:right w:val="single" w:color="BFBFBF" w:sz="4" w:space="4"/>
         </w:pBdr>
         <w:shd w:fill="F4F4F4" w:color="auto" w:val="clear"/>
-        <w:spacing w:after="0" w:before="0" w:line="240"/>
+        <w:spacing w:after="0" w:before="0" w:line="240" w:lineRule="auto"/>
         <w:ind w:left="113" w:right="113"/>
       </w:pPr>
       <w:r>
@@ -3014,7 +3016,7 @@
           <w:right w:val="single" w:color="BFBFBF" w:sz="4" w:space="4"/>
         </w:pBdr>
         <w:shd w:fill="F4F4F4" w:color="auto" w:val="clear"/>
-        <w:spacing w:after="0" w:before="0" w:line="240"/>
+        <w:spacing w:after="0" w:before="0" w:line="240" w:lineRule="auto"/>
         <w:ind w:left="113" w:right="113"/>
       </w:pPr>
       <w:r>
@@ -3036,7 +3038,7 @@
           <w:right w:val="single" w:color="BFBFBF" w:sz="4" w:space="4"/>
         </w:pBdr>
         <w:shd w:fill="F4F4F4" w:color="auto" w:val="clear"/>
-        <w:spacing w:after="0" w:before="0" w:line="240"/>
+        <w:spacing w:after="0" w:before="0" w:line="240" w:lineRule="auto"/>
         <w:ind w:left="113" w:right="113"/>
       </w:pPr>
       <w:r>
@@ -3058,7 +3060,7 @@
           <w:right w:val="single" w:color="BFBFBF" w:sz="4" w:space="4"/>
         </w:pBdr>
         <w:shd w:fill="F4F4F4" w:color="auto" w:val="clear"/>
-        <w:spacing w:after="0" w:before="0" w:line="240"/>
+        <w:spacing w:after="0" w:before="0" w:line="240" w:lineRule="auto"/>
         <w:ind w:left="113" w:right="113"/>
       </w:pPr>
       <w:r>
@@ -3080,7 +3082,7 @@
           <w:right w:val="single" w:color="BFBFBF" w:sz="4" w:space="4"/>
         </w:pBdr>
         <w:shd w:fill="F4F4F4" w:color="auto" w:val="clear"/>
-        <w:spacing w:after="160" w:before="0" w:line="240"/>
+        <w:spacing w:after="160" w:before="0" w:line="240" w:lineRule="auto"/>
         <w:ind w:left="113" w:right="113"/>
       </w:pPr>
       <w:r>
@@ -3094,7 +3096,8 @@
     </w:p>
     <w:p>
       <w:pPr>
-        <w:spacing w:after="80"/>
+        <w:keepNext w:val="false"/>
+        <w:spacing w:after="80" w:before="0"/>
         <w:ind w:firstLine="709"/>
         <w:jc w:val="both"/>
       </w:pPr>
@@ -3134,7 +3137,8 @@
     </w:p>
     <w:p>
       <w:pPr>
-        <w:spacing w:after="80"/>
+        <w:keepNext w:val="false"/>
+        <w:spacing w:after="80" w:before="0"/>
         <w:ind w:firstLine="709"/>
         <w:jc w:val="both"/>
       </w:pPr>
@@ -3174,7 +3178,7 @@
           <w:right w:val="single" w:color="BFBFBF" w:sz="4" w:space="4"/>
         </w:pBdr>
         <w:shd w:fill="F4F4F4" w:color="auto" w:val="clear"/>
-        <w:spacing w:after="0" w:before="60" w:line="240"/>
+        <w:spacing w:after="0" w:before="60" w:line="240" w:lineRule="auto"/>
         <w:ind w:left="113" w:right="113"/>
       </w:pPr>
       <w:r>
@@ -3196,7 +3200,7 @@
           <w:right w:val="single" w:color="BFBFBF" w:sz="4" w:space="4"/>
         </w:pBdr>
         <w:shd w:fill="F4F4F4" w:color="auto" w:val="clear"/>
-        <w:spacing w:after="0" w:before="0" w:line="240"/>
+        <w:spacing w:after="0" w:before="0" w:line="240" w:lineRule="auto"/>
         <w:ind w:left="113" w:right="113"/>
       </w:pPr>
       <w:r>
@@ -3218,7 +3222,7 @@
           <w:right w:val="single" w:color="BFBFBF" w:sz="4" w:space="4"/>
         </w:pBdr>
         <w:shd w:fill="F4F4F4" w:color="auto" w:val="clear"/>
-        <w:spacing w:after="0" w:before="0" w:line="240"/>
+        <w:spacing w:after="0" w:before="0" w:line="240" w:lineRule="auto"/>
         <w:ind w:left="113" w:right="113"/>
       </w:pPr>
       <w:r>
@@ -3240,7 +3244,7 @@
           <w:right w:val="single" w:color="BFBFBF" w:sz="4" w:space="4"/>
         </w:pBdr>
         <w:shd w:fill="F4F4F4" w:color="auto" w:val="clear"/>
-        <w:spacing w:after="0" w:before="0" w:line="240"/>
+        <w:spacing w:after="0" w:before="0" w:line="240" w:lineRule="auto"/>
         <w:ind w:left="113" w:right="113"/>
       </w:pPr>
       <w:r>
@@ -3262,7 +3266,7 @@
           <w:right w:val="single" w:color="BFBFBF" w:sz="4" w:space="4"/>
         </w:pBdr>
         <w:shd w:fill="F4F4F4" w:color="auto" w:val="clear"/>
-        <w:spacing w:after="0" w:before="0" w:line="240"/>
+        <w:spacing w:after="0" w:before="0" w:line="240" w:lineRule="auto"/>
         <w:ind w:left="113" w:right="113"/>
       </w:pPr>
       <w:r>
@@ -3284,7 +3288,7 @@
           <w:right w:val="single" w:color="BFBFBF" w:sz="4" w:space="4"/>
         </w:pBdr>
         <w:shd w:fill="F4F4F4" w:color="auto" w:val="clear"/>
-        <w:spacing w:after="0" w:before="0" w:line="240"/>
+        <w:spacing w:after="0" w:before="0" w:line="240" w:lineRule="auto"/>
         <w:ind w:left="113" w:right="113"/>
       </w:pPr>
       <w:r>
@@ -3306,7 +3310,7 @@
           <w:right w:val="single" w:color="BFBFBF" w:sz="4" w:space="4"/>
         </w:pBdr>
         <w:shd w:fill="F4F4F4" w:color="auto" w:val="clear"/>
-        <w:spacing w:after="0" w:before="0" w:line="240"/>
+        <w:spacing w:after="0" w:before="0" w:line="240" w:lineRule="auto"/>
         <w:ind w:left="113" w:right="113"/>
       </w:pPr>
       <w:r>
@@ -3328,7 +3332,7 @@
           <w:right w:val="single" w:color="BFBFBF" w:sz="4" w:space="4"/>
         </w:pBdr>
         <w:shd w:fill="F4F4F4" w:color="auto" w:val="clear"/>
-        <w:spacing w:after="0" w:before="0" w:line="240"/>
+        <w:spacing w:after="0" w:before="0" w:line="240" w:lineRule="auto"/>
         <w:ind w:left="113" w:right="113"/>
       </w:pPr>
       <w:r>
@@ -3350,7 +3354,7 @@
           <w:right w:val="single" w:color="BFBFBF" w:sz="4" w:space="4"/>
         </w:pBdr>
         <w:shd w:fill="F4F4F4" w:color="auto" w:val="clear"/>
-        <w:spacing w:after="0" w:before="0" w:line="240"/>
+        <w:spacing w:after="0" w:before="0" w:line="240" w:lineRule="auto"/>
         <w:ind w:left="113" w:right="113"/>
       </w:pPr>
       <w:r>
@@ -3372,7 +3376,7 @@
           <w:right w:val="single" w:color="BFBFBF" w:sz="4" w:space="4"/>
         </w:pBdr>
         <w:shd w:fill="F4F4F4" w:color="auto" w:val="clear"/>
-        <w:spacing w:after="160" w:before="0" w:line="240"/>
+        <w:spacing w:after="160" w:before="0" w:line="240" w:lineRule="auto"/>
         <w:ind w:left="113" w:right="113"/>
       </w:pPr>
       <w:r>
@@ -3404,7 +3408,7 @@
           <w:right w:val="single" w:color="BFBFBF" w:sz="4" w:space="4"/>
         </w:pBdr>
         <w:shd w:fill="F4F4F4" w:color="auto" w:val="clear"/>
-        <w:spacing w:after="0" w:before="60" w:line="240"/>
+        <w:spacing w:after="0" w:before="60" w:line="240" w:lineRule="auto"/>
         <w:ind w:left="113" w:right="113"/>
       </w:pPr>
       <w:r>
@@ -3426,7 +3430,7 @@
           <w:right w:val="single" w:color="BFBFBF" w:sz="4" w:space="4"/>
         </w:pBdr>
         <w:shd w:fill="F4F4F4" w:color="auto" w:val="clear"/>
-        <w:spacing w:after="0" w:before="0" w:line="240"/>
+        <w:spacing w:after="0" w:before="0" w:line="240" w:lineRule="auto"/>
         <w:ind w:left="113" w:right="113"/>
       </w:pPr>
       <w:r>
@@ -3448,7 +3452,7 @@
           <w:right w:val="single" w:color="BFBFBF" w:sz="4" w:space="4"/>
         </w:pBdr>
         <w:shd w:fill="F4F4F4" w:color="auto" w:val="clear"/>
-        <w:spacing w:after="0" w:before="0" w:line="240"/>
+        <w:spacing w:after="0" w:before="0" w:line="240" w:lineRule="auto"/>
         <w:ind w:left="113" w:right="113"/>
       </w:pPr>
       <w:r>
@@ -3470,7 +3474,7 @@
           <w:right w:val="single" w:color="BFBFBF" w:sz="4" w:space="4"/>
         </w:pBdr>
         <w:shd w:fill="F4F4F4" w:color="auto" w:val="clear"/>
-        <w:spacing w:after="0" w:before="0" w:line="240"/>
+        <w:spacing w:after="0" w:before="0" w:line="240" w:lineRule="auto"/>
         <w:ind w:left="113" w:right="113"/>
       </w:pPr>
       <w:r>
@@ -3492,7 +3496,7 @@
           <w:right w:val="single" w:color="BFBFBF" w:sz="4" w:space="4"/>
         </w:pBdr>
         <w:shd w:fill="F4F4F4" w:color="auto" w:val="clear"/>
-        <w:spacing w:after="0" w:before="0" w:line="240"/>
+        <w:spacing w:after="0" w:before="0" w:line="240" w:lineRule="auto"/>
         <w:ind w:left="113" w:right="113"/>
       </w:pPr>
       <w:r>
@@ -3514,7 +3518,7 @@
           <w:right w:val="single" w:color="BFBFBF" w:sz="4" w:space="4"/>
         </w:pBdr>
         <w:shd w:fill="F4F4F4" w:color="auto" w:val="clear"/>
-        <w:spacing w:after="0" w:before="0" w:line="240"/>
+        <w:spacing w:after="0" w:before="0" w:line="240" w:lineRule="auto"/>
         <w:ind w:left="113" w:right="113"/>
       </w:pPr>
       <w:r>
@@ -3536,7 +3540,7 @@
           <w:right w:val="single" w:color="BFBFBF" w:sz="4" w:space="4"/>
         </w:pBdr>
         <w:shd w:fill="F4F4F4" w:color="auto" w:val="clear"/>
-        <w:spacing w:after="0" w:before="0" w:line="240"/>
+        <w:spacing w:after="0" w:before="0" w:line="240" w:lineRule="auto"/>
         <w:ind w:left="113" w:right="113"/>
       </w:pPr>
       <w:r>
@@ -3558,7 +3562,7 @@
           <w:right w:val="single" w:color="BFBFBF" w:sz="4" w:space="4"/>
         </w:pBdr>
         <w:shd w:fill="F4F4F4" w:color="auto" w:val="clear"/>
-        <w:spacing w:after="0" w:before="0" w:line="240"/>
+        <w:spacing w:after="0" w:before="0" w:line="240" w:lineRule="auto"/>
         <w:ind w:left="113" w:right="113"/>
       </w:pPr>
       <w:r>
@@ -3580,7 +3584,7 @@
           <w:right w:val="single" w:color="BFBFBF" w:sz="4" w:space="4"/>
         </w:pBdr>
         <w:shd w:fill="F4F4F4" w:color="auto" w:val="clear"/>
-        <w:spacing w:after="0" w:before="0" w:line="240"/>
+        <w:spacing w:after="0" w:before="0" w:line="240" w:lineRule="auto"/>
         <w:ind w:left="113" w:right="113"/>
       </w:pPr>
       <w:r>
@@ -3602,7 +3606,7 @@
           <w:right w:val="single" w:color="BFBFBF" w:sz="4" w:space="4"/>
         </w:pBdr>
         <w:shd w:fill="F4F4F4" w:color="auto" w:val="clear"/>
-        <w:spacing w:after="0" w:before="0" w:line="240"/>
+        <w:spacing w:after="0" w:before="0" w:line="240" w:lineRule="auto"/>
         <w:ind w:left="113" w:right="113"/>
       </w:pPr>
       <w:r>
@@ -3624,7 +3628,7 @@
           <w:right w:val="single" w:color="BFBFBF" w:sz="4" w:space="4"/>
         </w:pBdr>
         <w:shd w:fill="F4F4F4" w:color="auto" w:val="clear"/>
-        <w:spacing w:after="0" w:before="0" w:line="240"/>
+        <w:spacing w:after="0" w:before="0" w:line="240" w:lineRule="auto"/>
         <w:ind w:left="113" w:right="113"/>
       </w:pPr>
       <w:r>
@@ -3646,7 +3650,7 @@
           <w:right w:val="single" w:color="BFBFBF" w:sz="4" w:space="4"/>
         </w:pBdr>
         <w:shd w:fill="F4F4F4" w:color="auto" w:val="clear"/>
-        <w:spacing w:after="0" w:before="0" w:line="240"/>
+        <w:spacing w:after="0" w:before="0" w:line="240" w:lineRule="auto"/>
         <w:ind w:left="113" w:right="113"/>
       </w:pPr>
       <w:r>
@@ -3668,7 +3672,7 @@
           <w:right w:val="single" w:color="BFBFBF" w:sz="4" w:space="4"/>
         </w:pBdr>
         <w:shd w:fill="F4F4F4" w:color="auto" w:val="clear"/>
-        <w:spacing w:after="160" w:before="0" w:line="240"/>
+        <w:spacing w:after="160" w:before="0" w:line="240" w:lineRule="auto"/>
         <w:ind w:left="113" w:right="113"/>
       </w:pPr>
       <w:r>
@@ -3682,7 +3686,8 @@
     </w:p>
     <w:p>
       <w:pPr>
-        <w:spacing w:after="80"/>
+        <w:keepNext w:val="false"/>
+        <w:spacing w:after="80" w:before="0"/>
         <w:ind w:firstLine="709"/>
         <w:jc w:val="both"/>
       </w:pPr>
@@ -3746,7 +3751,8 @@
     </w:p>
     <w:p>
       <w:pPr>
-        <w:spacing w:after="80"/>
+        <w:keepNext w:val="false"/>
+        <w:spacing w:after="80" w:before="0"/>
         <w:ind w:firstLine="709"/>
         <w:jc w:val="both"/>
       </w:pPr>
@@ -3797,7 +3803,7 @@
           <w:right w:val="single" w:color="BFBFBF" w:sz="4" w:space="4"/>
         </w:pBdr>
         <w:shd w:fill="F4F4F4" w:color="auto" w:val="clear"/>
-        <w:spacing w:after="0" w:before="60" w:line="240"/>
+        <w:spacing w:after="0" w:before="60" w:line="240" w:lineRule="auto"/>
         <w:ind w:left="113" w:right="113"/>
       </w:pPr>
       <w:r>
@@ -3819,7 +3825,7 @@
           <w:right w:val="single" w:color="BFBFBF" w:sz="4" w:space="4"/>
         </w:pBdr>
         <w:shd w:fill="F4F4F4" w:color="auto" w:val="clear"/>
-        <w:spacing w:after="0" w:before="0" w:line="240"/>
+        <w:spacing w:after="0" w:before="0" w:line="240" w:lineRule="auto"/>
         <w:ind w:left="113" w:right="113"/>
       </w:pPr>
       <w:r>
@@ -3841,7 +3847,7 @@
           <w:right w:val="single" w:color="BFBFBF" w:sz="4" w:space="4"/>
         </w:pBdr>
         <w:shd w:fill="F4F4F4" w:color="auto" w:val="clear"/>
-        <w:spacing w:after="0" w:before="0" w:line="240"/>
+        <w:spacing w:after="0" w:before="0" w:line="240" w:lineRule="auto"/>
         <w:ind w:left="113" w:right="113"/>
       </w:pPr>
       <w:r>
@@ -3863,7 +3869,7 @@
           <w:right w:val="single" w:color="BFBFBF" w:sz="4" w:space="4"/>
         </w:pBdr>
         <w:shd w:fill="F4F4F4" w:color="auto" w:val="clear"/>
-        <w:spacing w:after="0" w:before="0" w:line="240"/>
+        <w:spacing w:after="0" w:before="0" w:line="240" w:lineRule="auto"/>
         <w:ind w:left="113" w:right="113"/>
       </w:pPr>
       <w:r>
@@ -3885,7 +3891,7 @@
           <w:right w:val="single" w:color="BFBFBF" w:sz="4" w:space="4"/>
         </w:pBdr>
         <w:shd w:fill="F4F4F4" w:color="auto" w:val="clear"/>
-        <w:spacing w:after="0" w:before="0" w:line="240"/>
+        <w:spacing w:after="0" w:before="0" w:line="240" w:lineRule="auto"/>
         <w:ind w:left="113" w:right="113"/>
       </w:pPr>
       <w:r>
@@ -3907,7 +3913,7 @@
           <w:right w:val="single" w:color="BFBFBF" w:sz="4" w:space="4"/>
         </w:pBdr>
         <w:shd w:fill="F4F4F4" w:color="auto" w:val="clear"/>
-        <w:spacing w:after="0" w:before="0" w:line="240"/>
+        <w:spacing w:after="0" w:before="0" w:line="240" w:lineRule="auto"/>
         <w:ind w:left="113" w:right="113"/>
       </w:pPr>
       <w:r>
@@ -3929,7 +3935,7 @@
           <w:right w:val="single" w:color="BFBFBF" w:sz="4" w:space="4"/>
         </w:pBdr>
         <w:shd w:fill="F4F4F4" w:color="auto" w:val="clear"/>
-        <w:spacing w:after="0" w:before="0" w:line="240"/>
+        <w:spacing w:after="0" w:before="0" w:line="240" w:lineRule="auto"/>
         <w:ind w:left="113" w:right="113"/>
       </w:pPr>
       <w:r>
@@ -3951,7 +3957,7 @@
           <w:right w:val="single" w:color="BFBFBF" w:sz="4" w:space="4"/>
         </w:pBdr>
         <w:shd w:fill="F4F4F4" w:color="auto" w:val="clear"/>
-        <w:spacing w:after="0" w:before="0" w:line="240"/>
+        <w:spacing w:after="0" w:before="0" w:line="240" w:lineRule="auto"/>
         <w:ind w:left="113" w:right="113"/>
       </w:pPr>
       <w:r>
@@ -3973,7 +3979,7 @@
           <w:right w:val="single" w:color="BFBFBF" w:sz="4" w:space="4"/>
         </w:pBdr>
         <w:shd w:fill="F4F4F4" w:color="auto" w:val="clear"/>
-        <w:spacing w:after="0" w:before="0" w:line="240"/>
+        <w:spacing w:after="0" w:before="0" w:line="240" w:lineRule="auto"/>
         <w:ind w:left="113" w:right="113"/>
       </w:pPr>
       <w:r>
@@ -3995,7 +4001,7 @@
           <w:right w:val="single" w:color="BFBFBF" w:sz="4" w:space="4"/>
         </w:pBdr>
         <w:shd w:fill="F4F4F4" w:color="auto" w:val="clear"/>
-        <w:spacing w:after="0" w:before="0" w:line="240"/>
+        <w:spacing w:after="0" w:before="0" w:line="240" w:lineRule="auto"/>
         <w:ind w:left="113" w:right="113"/>
       </w:pPr>
       <w:r>
@@ -4017,7 +4023,7 @@
           <w:right w:val="single" w:color="BFBFBF" w:sz="4" w:space="4"/>
         </w:pBdr>
         <w:shd w:fill="F4F4F4" w:color="auto" w:val="clear"/>
-        <w:spacing w:after="0" w:before="0" w:line="240"/>
+        <w:spacing w:after="0" w:before="0" w:line="240" w:lineRule="auto"/>
         <w:ind w:left="113" w:right="113"/>
       </w:pPr>
       <w:r>
@@ -4039,7 +4045,7 @@
           <w:right w:val="single" w:color="BFBFBF" w:sz="4" w:space="4"/>
         </w:pBdr>
         <w:shd w:fill="F4F4F4" w:color="auto" w:val="clear"/>
-        <w:spacing w:after="0" w:before="0" w:line="240"/>
+        <w:spacing w:after="0" w:before="0" w:line="240" w:lineRule="auto"/>
         <w:ind w:left="113" w:right="113"/>
       </w:pPr>
       <w:r>
@@ -4061,7 +4067,7 @@
           <w:right w:val="single" w:color="BFBFBF" w:sz="4" w:space="4"/>
         </w:pBdr>
         <w:shd w:fill="F4F4F4" w:color="auto" w:val="clear"/>
-        <w:spacing w:after="0" w:before="0" w:line="240"/>
+        <w:spacing w:after="0" w:before="0" w:line="240" w:lineRule="auto"/>
         <w:ind w:left="113" w:right="113"/>
       </w:pPr>
       <w:r>
@@ -4083,7 +4089,7 @@
           <w:right w:val="single" w:color="BFBFBF" w:sz="4" w:space="4"/>
         </w:pBdr>
         <w:shd w:fill="F4F4F4" w:color="auto" w:val="clear"/>
-        <w:spacing w:after="0" w:before="0" w:line="240"/>
+        <w:spacing w:after="0" w:before="0" w:line="240" w:lineRule="auto"/>
         <w:ind w:left="113" w:right="113"/>
       </w:pPr>
       <w:r>
@@ -4105,7 +4111,7 @@
           <w:right w:val="single" w:color="BFBFBF" w:sz="4" w:space="4"/>
         </w:pBdr>
         <w:shd w:fill="F4F4F4" w:color="auto" w:val="clear"/>
-        <w:spacing w:after="0" w:before="0" w:line="240"/>
+        <w:spacing w:after="0" w:before="0" w:line="240" w:lineRule="auto"/>
         <w:ind w:left="113" w:right="113"/>
       </w:pPr>
       <w:r>
@@ -4127,7 +4133,7 @@
           <w:right w:val="single" w:color="BFBFBF" w:sz="4" w:space="4"/>
         </w:pBdr>
         <w:shd w:fill="F4F4F4" w:color="auto" w:val="clear"/>
-        <w:spacing w:after="0" w:before="0" w:line="240"/>
+        <w:spacing w:after="0" w:before="0" w:line="240" w:lineRule="auto"/>
         <w:ind w:left="113" w:right="113"/>
       </w:pPr>
       <w:r>
@@ -4149,7 +4155,7 @@
           <w:right w:val="single" w:color="BFBFBF" w:sz="4" w:space="4"/>
         </w:pBdr>
         <w:shd w:fill="F4F4F4" w:color="auto" w:val="clear"/>
-        <w:spacing w:after="0" w:before="0" w:line="240"/>
+        <w:spacing w:after="0" w:before="0" w:line="240" w:lineRule="auto"/>
         <w:ind w:left="113" w:right="113"/>
       </w:pPr>
       <w:r>
@@ -4171,7 +4177,7 @@
           <w:right w:val="single" w:color="BFBFBF" w:sz="4" w:space="4"/>
         </w:pBdr>
         <w:shd w:fill="F4F4F4" w:color="auto" w:val="clear"/>
-        <w:spacing w:after="0" w:before="0" w:line="240"/>
+        <w:spacing w:after="0" w:before="0" w:line="240" w:lineRule="auto"/>
         <w:ind w:left="113" w:right="113"/>
       </w:pPr>
       <w:r>
@@ -4193,7 +4199,7 @@
           <w:right w:val="single" w:color="BFBFBF" w:sz="4" w:space="4"/>
         </w:pBdr>
         <w:shd w:fill="F4F4F4" w:color="auto" w:val="clear"/>
-        <w:spacing w:after="0" w:before="0" w:line="240"/>
+        <w:spacing w:after="0" w:before="0" w:line="240" w:lineRule="auto"/>
         <w:ind w:left="113" w:right="113"/>
       </w:pPr>
       <w:r>
@@ -4215,7 +4221,7 @@
           <w:right w:val="single" w:color="BFBFBF" w:sz="4" w:space="4"/>
         </w:pBdr>
         <w:shd w:fill="F4F4F4" w:color="auto" w:val="clear"/>
-        <w:spacing w:after="0" w:before="0" w:line="240"/>
+        <w:spacing w:after="0" w:before="0" w:line="240" w:lineRule="auto"/>
         <w:ind w:left="113" w:right="113"/>
       </w:pPr>
       <w:r>
@@ -4237,7 +4243,7 @@
           <w:right w:val="single" w:color="BFBFBF" w:sz="4" w:space="4"/>
         </w:pBdr>
         <w:shd w:fill="F4F4F4" w:color="auto" w:val="clear"/>
-        <w:spacing w:after="0" w:before="0" w:line="240"/>
+        <w:spacing w:after="0" w:before="0" w:line="240" w:lineRule="auto"/>
         <w:ind w:left="113" w:right="113"/>
       </w:pPr>
       <w:r>
@@ -4259,7 +4265,7 @@
           <w:right w:val="single" w:color="BFBFBF" w:sz="4" w:space="4"/>
         </w:pBdr>
         <w:shd w:fill="F4F4F4" w:color="auto" w:val="clear"/>
-        <w:spacing w:after="0" w:before="0" w:line="240"/>
+        <w:spacing w:after="0" w:before="0" w:line="240" w:lineRule="auto"/>
         <w:ind w:left="113" w:right="113"/>
       </w:pPr>
       <w:r>
@@ -4281,7 +4287,7 @@
           <w:right w:val="single" w:color="BFBFBF" w:sz="4" w:space="4"/>
         </w:pBdr>
         <w:shd w:fill="F4F4F4" w:color="auto" w:val="clear"/>
-        <w:spacing w:after="0" w:before="0" w:line="240"/>
+        <w:spacing w:after="0" w:before="0" w:line="240" w:lineRule="auto"/>
         <w:ind w:left="113" w:right="113"/>
       </w:pPr>
       <w:r>
@@ -4303,7 +4309,7 @@
           <w:right w:val="single" w:color="BFBFBF" w:sz="4" w:space="4"/>
         </w:pBdr>
         <w:shd w:fill="F4F4F4" w:color="auto" w:val="clear"/>
-        <w:spacing w:after="0" w:before="0" w:line="240"/>
+        <w:spacing w:after="0" w:before="0" w:line="240" w:lineRule="auto"/>
         <w:ind w:left="113" w:right="113"/>
       </w:pPr>
       <w:r>
@@ -4325,7 +4331,7 @@
           <w:right w:val="single" w:color="BFBFBF" w:sz="4" w:space="4"/>
         </w:pBdr>
         <w:shd w:fill="F4F4F4" w:color="auto" w:val="clear"/>
-        <w:spacing w:after="0" w:before="0" w:line="240"/>
+        <w:spacing w:after="0" w:before="0" w:line="240" w:lineRule="auto"/>
         <w:ind w:left="113" w:right="113"/>
       </w:pPr>
       <w:r>
@@ -4347,7 +4353,7 @@
           <w:right w:val="single" w:color="BFBFBF" w:sz="4" w:space="4"/>
         </w:pBdr>
         <w:shd w:fill="F4F4F4" w:color="auto" w:val="clear"/>
-        <w:spacing w:after="0" w:before="0" w:line="240"/>
+        <w:spacing w:after="0" w:before="0" w:line="240" w:lineRule="auto"/>
         <w:ind w:left="113" w:right="113"/>
       </w:pPr>
       <w:r>
@@ -4369,7 +4375,7 @@
           <w:right w:val="single" w:color="BFBFBF" w:sz="4" w:space="4"/>
         </w:pBdr>
         <w:shd w:fill="F4F4F4" w:color="auto" w:val="clear"/>
-        <w:spacing w:after="0" w:before="0" w:line="240"/>
+        <w:spacing w:after="0" w:before="0" w:line="240" w:lineRule="auto"/>
         <w:ind w:left="113" w:right="113"/>
       </w:pPr>
       <w:r>
@@ -4391,7 +4397,7 @@
           <w:right w:val="single" w:color="BFBFBF" w:sz="4" w:space="4"/>
         </w:pBdr>
         <w:shd w:fill="F4F4F4" w:color="auto" w:val="clear"/>
-        <w:spacing w:after="0" w:before="0" w:line="240"/>
+        <w:spacing w:after="0" w:before="0" w:line="240" w:lineRule="auto"/>
         <w:ind w:left="113" w:right="113"/>
       </w:pPr>
       <w:r>
@@ -4413,7 +4419,7 @@
           <w:right w:val="single" w:color="BFBFBF" w:sz="4" w:space="4"/>
         </w:pBdr>
         <w:shd w:fill="F4F4F4" w:color="auto" w:val="clear"/>
-        <w:spacing w:after="0" w:before="0" w:line="240"/>
+        <w:spacing w:after="0" w:before="0" w:line="240" w:lineRule="auto"/>
         <w:ind w:left="113" w:right="113"/>
       </w:pPr>
       <w:r>
@@ -4435,7 +4441,7 @@
           <w:right w:val="single" w:color="BFBFBF" w:sz="4" w:space="4"/>
         </w:pBdr>
         <w:shd w:fill="F4F4F4" w:color="auto" w:val="clear"/>
-        <w:spacing w:after="0" w:before="0" w:line="240"/>
+        <w:spacing w:after="0" w:before="0" w:line="240" w:lineRule="auto"/>
         <w:ind w:left="113" w:right="113"/>
       </w:pPr>
       <w:r>
@@ -4457,7 +4463,7 @@
           <w:right w:val="single" w:color="BFBFBF" w:sz="4" w:space="4"/>
         </w:pBdr>
         <w:shd w:fill="F4F4F4" w:color="auto" w:val="clear"/>
-        <w:spacing w:after="0" w:before="0" w:line="240"/>
+        <w:spacing w:after="0" w:before="0" w:line="240" w:lineRule="auto"/>
         <w:ind w:left="113" w:right="113"/>
       </w:pPr>
       <w:r>
@@ -4479,7 +4485,7 @@
           <w:right w:val="single" w:color="BFBFBF" w:sz="4" w:space="4"/>
         </w:pBdr>
         <w:shd w:fill="F4F4F4" w:color="auto" w:val="clear"/>
-        <w:spacing w:after="0" w:before="0" w:line="240"/>
+        <w:spacing w:after="0" w:before="0" w:line="240" w:lineRule="auto"/>
         <w:ind w:left="113" w:right="113"/>
       </w:pPr>
       <w:r>
@@ -4501,7 +4507,7 @@
           <w:right w:val="single" w:color="BFBFBF" w:sz="4" w:space="4"/>
         </w:pBdr>
         <w:shd w:fill="F4F4F4" w:color="auto" w:val="clear"/>
-        <w:spacing w:after="0" w:before="0" w:line="240"/>
+        <w:spacing w:after="0" w:before="0" w:line="240" w:lineRule="auto"/>
         <w:ind w:left="113" w:right="113"/>
       </w:pPr>
       <w:r>
@@ -4523,7 +4529,7 @@
           <w:right w:val="single" w:color="BFBFBF" w:sz="4" w:space="4"/>
         </w:pBdr>
         <w:shd w:fill="F4F4F4" w:color="auto" w:val="clear"/>
-        <w:spacing w:after="0" w:before="0" w:line="240"/>
+        <w:spacing w:after="0" w:before="0" w:line="240" w:lineRule="auto"/>
         <w:ind w:left="113" w:right="113"/>
       </w:pPr>
       <w:r>
@@ -4545,7 +4551,7 @@
           <w:right w:val="single" w:color="BFBFBF" w:sz="4" w:space="4"/>
         </w:pBdr>
         <w:shd w:fill="F4F4F4" w:color="auto" w:val="clear"/>
-        <w:spacing w:after="160" w:before="0" w:line="240"/>
+        <w:spacing w:after="160" w:before="0" w:line="240" w:lineRule="auto"/>
         <w:ind w:left="113" w:right="113"/>
       </w:pPr>
       <w:r>
@@ -4698,7 +4704,8 @@
     </w:p>
     <w:p>
       <w:pPr>
-        <w:spacing w:after="80"/>
+        <w:keepNext w:val="false"/>
+        <w:spacing w:after="80" w:before="0"/>
         <w:ind w:firstLine="709"/>
         <w:jc w:val="both"/>
       </w:pPr>
@@ -4768,7 +4775,7 @@
           <w:right w:val="single" w:color="BFBFBF" w:sz="4" w:space="4"/>
         </w:pBdr>
         <w:shd w:fill="F4F4F4" w:color="auto" w:val="clear"/>
-        <w:spacing w:after="0" w:before="60" w:line="240"/>
+        <w:spacing w:after="0" w:before="60" w:line="240" w:lineRule="auto"/>
         <w:ind w:left="113" w:right="113"/>
       </w:pPr>
       <w:r>
@@ -4790,7 +4797,7 @@
           <w:right w:val="single" w:color="BFBFBF" w:sz="4" w:space="4"/>
         </w:pBdr>
         <w:shd w:fill="F4F4F4" w:color="auto" w:val="clear"/>
-        <w:spacing w:after="0" w:before="0" w:line="240"/>
+        <w:spacing w:after="0" w:before="0" w:line="240" w:lineRule="auto"/>
         <w:ind w:left="113" w:right="113"/>
       </w:pPr>
       <w:r>
@@ -4812,7 +4819,7 @@
           <w:right w:val="single" w:color="BFBFBF" w:sz="4" w:space="4"/>
         </w:pBdr>
         <w:shd w:fill="F4F4F4" w:color="auto" w:val="clear"/>
-        <w:spacing w:after="0" w:before="0" w:line="240"/>
+        <w:spacing w:after="0" w:before="0" w:line="240" w:lineRule="auto"/>
         <w:ind w:left="113" w:right="113"/>
       </w:pPr>
       <w:r>
@@ -4834,7 +4841,7 @@
           <w:right w:val="single" w:color="BFBFBF" w:sz="4" w:space="4"/>
         </w:pBdr>
         <w:shd w:fill="F4F4F4" w:color="auto" w:val="clear"/>
-        <w:spacing w:after="0" w:before="0" w:line="240"/>
+        <w:spacing w:after="0" w:before="0" w:line="240" w:lineRule="auto"/>
         <w:ind w:left="113" w:right="113"/>
       </w:pPr>
       <w:r>
@@ -4856,7 +4863,7 @@
           <w:right w:val="single" w:color="BFBFBF" w:sz="4" w:space="4"/>
         </w:pBdr>
         <w:shd w:fill="F4F4F4" w:color="auto" w:val="clear"/>
-        <w:spacing w:after="0" w:before="0" w:line="240"/>
+        <w:spacing w:after="0" w:before="0" w:line="240" w:lineRule="auto"/>
         <w:ind w:left="113" w:right="113"/>
       </w:pPr>
       <w:r>
@@ -4878,7 +4885,7 @@
           <w:right w:val="single" w:color="BFBFBF" w:sz="4" w:space="4"/>
         </w:pBdr>
         <w:shd w:fill="F4F4F4" w:color="auto" w:val="clear"/>
-        <w:spacing w:after="0" w:before="0" w:line="240"/>
+        <w:spacing w:after="0" w:before="0" w:line="240" w:lineRule="auto"/>
         <w:ind w:left="113" w:right="113"/>
       </w:pPr>
       <w:r>
@@ -4900,7 +4907,7 @@
           <w:right w:val="single" w:color="BFBFBF" w:sz="4" w:space="4"/>
         </w:pBdr>
         <w:shd w:fill="F4F4F4" w:color="auto" w:val="clear"/>
-        <w:spacing w:after="0" w:before="0" w:line="240"/>
+        <w:spacing w:after="0" w:before="0" w:line="240" w:lineRule="auto"/>
         <w:ind w:left="113" w:right="113"/>
       </w:pPr>
       <w:r>
@@ -4922,7 +4929,7 @@
           <w:right w:val="single" w:color="BFBFBF" w:sz="4" w:space="4"/>
         </w:pBdr>
         <w:shd w:fill="F4F4F4" w:color="auto" w:val="clear"/>
-        <w:spacing w:after="0" w:before="0" w:line="240"/>
+        <w:spacing w:after="0" w:before="0" w:line="240" w:lineRule="auto"/>
         <w:ind w:left="113" w:right="113"/>
       </w:pPr>
       <w:r>
@@ -4944,7 +4951,7 @@
           <w:right w:val="single" w:color="BFBFBF" w:sz="4" w:space="4"/>
         </w:pBdr>
         <w:shd w:fill="F4F4F4" w:color="auto" w:val="clear"/>
-        <w:spacing w:after="0" w:before="0" w:line="240"/>
+        <w:spacing w:after="0" w:before="0" w:line="240" w:lineRule="auto"/>
         <w:ind w:left="113" w:right="113"/>
       </w:pPr>
       <w:r>
@@ -4966,7 +4973,7 @@
           <w:right w:val="single" w:color="BFBFBF" w:sz="4" w:space="4"/>
         </w:pBdr>
         <w:shd w:fill="F4F4F4" w:color="auto" w:val="clear"/>
-        <w:spacing w:after="0" w:before="0" w:line="240"/>
+        <w:spacing w:after="0" w:before="0" w:line="240" w:lineRule="auto"/>
         <w:ind w:left="113" w:right="113"/>
       </w:pPr>
       <w:r>
@@ -4988,7 +4995,7 @@
           <w:right w:val="single" w:color="BFBFBF" w:sz="4" w:space="4"/>
         </w:pBdr>
         <w:shd w:fill="F4F4F4" w:color="auto" w:val="clear"/>
-        <w:spacing w:after="0" w:before="0" w:line="240"/>
+        <w:spacing w:after="0" w:before="0" w:line="240" w:lineRule="auto"/>
         <w:ind w:left="113" w:right="113"/>
       </w:pPr>
       <w:r>
@@ -5010,7 +5017,7 @@
           <w:right w:val="single" w:color="BFBFBF" w:sz="4" w:space="4"/>
         </w:pBdr>
         <w:shd w:fill="F4F4F4" w:color="auto" w:val="clear"/>
-        <w:spacing w:after="0" w:before="0" w:line="240"/>
+        <w:spacing w:after="0" w:before="0" w:line="240" w:lineRule="auto"/>
         <w:ind w:left="113" w:right="113"/>
       </w:pPr>
       <w:r>
@@ -5032,7 +5039,7 @@
           <w:right w:val="single" w:color="BFBFBF" w:sz="4" w:space="4"/>
         </w:pBdr>
         <w:shd w:fill="F4F4F4" w:color="auto" w:val="clear"/>
-        <w:spacing w:after="0" w:before="0" w:line="240"/>
+        <w:spacing w:after="0" w:before="0" w:line="240" w:lineRule="auto"/>
         <w:ind w:left="113" w:right="113"/>
       </w:pPr>
       <w:r>
@@ -5054,7 +5061,7 @@
           <w:right w:val="single" w:color="BFBFBF" w:sz="4" w:space="4"/>
         </w:pBdr>
         <w:shd w:fill="F4F4F4" w:color="auto" w:val="clear"/>
-        <w:spacing w:after="0" w:before="0" w:line="240"/>
+        <w:spacing w:after="0" w:before="0" w:line="240" w:lineRule="auto"/>
         <w:ind w:left="113" w:right="113"/>
       </w:pPr>
       <w:r>
@@ -5076,7 +5083,7 @@
           <w:right w:val="single" w:color="BFBFBF" w:sz="4" w:space="4"/>
         </w:pBdr>
         <w:shd w:fill="F4F4F4" w:color="auto" w:val="clear"/>
-        <w:spacing w:after="0" w:before="0" w:line="240"/>
+        <w:spacing w:after="0" w:before="0" w:line="240" w:lineRule="auto"/>
         <w:ind w:left="113" w:right="113"/>
       </w:pPr>
       <w:r>
@@ -5098,7 +5105,7 @@
           <w:right w:val="single" w:color="BFBFBF" w:sz="4" w:space="4"/>
         </w:pBdr>
         <w:shd w:fill="F4F4F4" w:color="auto" w:val="clear"/>
-        <w:spacing w:after="0" w:before="0" w:line="240"/>
+        <w:spacing w:after="0" w:before="0" w:line="240" w:lineRule="auto"/>
         <w:ind w:left="113" w:right="113"/>
       </w:pPr>
       <w:r>
@@ -5120,7 +5127,7 @@
           <w:right w:val="single" w:color="BFBFBF" w:sz="4" w:space="4"/>
         </w:pBdr>
         <w:shd w:fill="F4F4F4" w:color="auto" w:val="clear"/>
-        <w:spacing w:after="0" w:before="0" w:line="240"/>
+        <w:spacing w:after="0" w:before="0" w:line="240" w:lineRule="auto"/>
         <w:ind w:left="113" w:right="113"/>
       </w:pPr>
       <w:r>
@@ -5142,7 +5149,7 @@
           <w:right w:val="single" w:color="BFBFBF" w:sz="4" w:space="4"/>
         </w:pBdr>
         <w:shd w:fill="F4F4F4" w:color="auto" w:val="clear"/>
-        <w:spacing w:after="0" w:before="0" w:line="240"/>
+        <w:spacing w:after="0" w:before="0" w:line="240" w:lineRule="auto"/>
         <w:ind w:left="113" w:right="113"/>
       </w:pPr>
       <w:r>
@@ -5164,7 +5171,7 @@
           <w:right w:val="single" w:color="BFBFBF" w:sz="4" w:space="4"/>
         </w:pBdr>
         <w:shd w:fill="F4F4F4" w:color="auto" w:val="clear"/>
-        <w:spacing w:after="160" w:before="0" w:line="240"/>
+        <w:spacing w:after="160" w:before="0" w:line="240" w:lineRule="auto"/>
         <w:ind w:left="113" w:right="113"/>
       </w:pPr>
       <w:r>
@@ -5178,7 +5185,8 @@
     </w:p>
     <w:p>
       <w:pPr>
-        <w:spacing w:after="80"/>
+        <w:keepNext w:val="false"/>
+        <w:spacing w:after="80" w:before="0"/>
         <w:ind w:firstLine="709"/>
         <w:jc w:val="both"/>
       </w:pPr>
@@ -5231,7 +5239,8 @@
     </w:p>
     <w:p>
       <w:pPr>
-        <w:spacing w:after="80"/>
+        <w:keepNext w:val="false"/>
+        <w:spacing w:after="80" w:before="0"/>
         <w:ind w:firstLine="709"/>
         <w:jc w:val="both"/>
       </w:pPr>
@@ -5326,7 +5335,7 @@
           <w:right w:val="single" w:color="BFBFBF" w:sz="4" w:space="4"/>
         </w:pBdr>
         <w:shd w:fill="F4F4F4" w:color="auto" w:val="clear"/>
-        <w:spacing w:after="0" w:before="60" w:line="240"/>
+        <w:spacing w:after="0" w:before="60" w:line="240" w:lineRule="auto"/>
         <w:ind w:left="113" w:right="113"/>
       </w:pPr>
       <w:r>
@@ -5348,7 +5357,7 @@
           <w:right w:val="single" w:color="BFBFBF" w:sz="4" w:space="4"/>
         </w:pBdr>
         <w:shd w:fill="F4F4F4" w:color="auto" w:val="clear"/>
-        <w:spacing w:after="0" w:before="0" w:line="240"/>
+        <w:spacing w:after="0" w:before="0" w:line="240" w:lineRule="auto"/>
         <w:ind w:left="113" w:right="113"/>
       </w:pPr>
       <w:r>
@@ -5370,7 +5379,7 @@
           <w:right w:val="single" w:color="BFBFBF" w:sz="4" w:space="4"/>
         </w:pBdr>
         <w:shd w:fill="F4F4F4" w:color="auto" w:val="clear"/>
-        <w:spacing w:after="0" w:before="0" w:line="240"/>
+        <w:spacing w:after="0" w:before="0" w:line="240" w:lineRule="auto"/>
         <w:ind w:left="113" w:right="113"/>
       </w:pPr>
       <w:r>
@@ -5392,7 +5401,7 @@
           <w:right w:val="single" w:color="BFBFBF" w:sz="4" w:space="4"/>
         </w:pBdr>
         <w:shd w:fill="F4F4F4" w:color="auto" w:val="clear"/>
-        <w:spacing w:after="0" w:before="0" w:line="240"/>
+        <w:spacing w:after="0" w:before="0" w:line="240" w:lineRule="auto"/>
         <w:ind w:left="113" w:right="113"/>
       </w:pPr>
       <w:r>
@@ -5414,7 +5423,7 @@
           <w:right w:val="single" w:color="BFBFBF" w:sz="4" w:space="4"/>
         </w:pBdr>
         <w:shd w:fill="F4F4F4" w:color="auto" w:val="clear"/>
-        <w:spacing w:after="0" w:before="0" w:line="240"/>
+        <w:spacing w:after="0" w:before="0" w:line="240" w:lineRule="auto"/>
         <w:ind w:left="113" w:right="113"/>
       </w:pPr>
       <w:r>
@@ -5436,7 +5445,7 @@
           <w:right w:val="single" w:color="BFBFBF" w:sz="4" w:space="4"/>
         </w:pBdr>
         <w:shd w:fill="F4F4F4" w:color="auto" w:val="clear"/>
-        <w:spacing w:after="0" w:before="0" w:line="240"/>
+        <w:spacing w:after="0" w:before="0" w:line="240" w:lineRule="auto"/>
         <w:ind w:left="113" w:right="113"/>
       </w:pPr>
       <w:r>
@@ -5458,7 +5467,7 @@
           <w:right w:val="single" w:color="BFBFBF" w:sz="4" w:space="4"/>
         </w:pBdr>
         <w:shd w:fill="F4F4F4" w:color="auto" w:val="clear"/>
-        <w:spacing w:after="0" w:before="0" w:line="240"/>
+        <w:spacing w:after="0" w:before="0" w:line="240" w:lineRule="auto"/>
         <w:ind w:left="113" w:right="113"/>
       </w:pPr>
       <w:r>
@@ -5480,7 +5489,7 @@
           <w:right w:val="single" w:color="BFBFBF" w:sz="4" w:space="4"/>
         </w:pBdr>
         <w:shd w:fill="F4F4F4" w:color="auto" w:val="clear"/>
-        <w:spacing w:after="0" w:before="0" w:line="240"/>
+        <w:spacing w:after="0" w:before="0" w:line="240" w:lineRule="auto"/>
         <w:ind w:left="113" w:right="113"/>
       </w:pPr>
       <w:r>
@@ -5502,7 +5511,7 @@
           <w:right w:val="single" w:color="BFBFBF" w:sz="4" w:space="4"/>
         </w:pBdr>
         <w:shd w:fill="F4F4F4" w:color="auto" w:val="clear"/>
-        <w:spacing w:after="0" w:before="0" w:line="240"/>
+        <w:spacing w:after="0" w:before="0" w:line="240" w:lineRule="auto"/>
         <w:ind w:left="113" w:right="113"/>
       </w:pPr>
       <w:r>
@@ -5524,7 +5533,7 @@
           <w:right w:val="single" w:color="BFBFBF" w:sz="4" w:space="4"/>
         </w:pBdr>
         <w:shd w:fill="F4F4F4" w:color="auto" w:val="clear"/>
-        <w:spacing w:after="0" w:before="0" w:line="240"/>
+        <w:spacing w:after="0" w:before="0" w:line="240" w:lineRule="auto"/>
         <w:ind w:left="113" w:right="113"/>
       </w:pPr>
       <w:r>
@@ -5546,7 +5555,7 @@
           <w:right w:val="single" w:color="BFBFBF" w:sz="4" w:space="4"/>
         </w:pBdr>
         <w:shd w:fill="F4F4F4" w:color="auto" w:val="clear"/>
-        <w:spacing w:after="0" w:before="0" w:line="240"/>
+        <w:spacing w:after="0" w:before="0" w:line="240" w:lineRule="auto"/>
         <w:ind w:left="113" w:right="113"/>
       </w:pPr>
       <w:r>
@@ -5568,7 +5577,7 @@
           <w:right w:val="single" w:color="BFBFBF" w:sz="4" w:space="4"/>
         </w:pBdr>
         <w:shd w:fill="F4F4F4" w:color="auto" w:val="clear"/>
-        <w:spacing w:after="0" w:before="0" w:line="240"/>
+        <w:spacing w:after="0" w:before="0" w:line="240" w:lineRule="auto"/>
         <w:ind w:left="113" w:right="113"/>
       </w:pPr>
       <w:r>
@@ -5590,7 +5599,7 @@
           <w:right w:val="single" w:color="BFBFBF" w:sz="4" w:space="4"/>
         </w:pBdr>
         <w:shd w:fill="F4F4F4" w:color="auto" w:val="clear"/>
-        <w:spacing w:after="0" w:before="0" w:line="240"/>
+        <w:spacing w:after="0" w:before="0" w:line="240" w:lineRule="auto"/>
         <w:ind w:left="113" w:right="113"/>
       </w:pPr>
       <w:r>
@@ -5612,7 +5621,7 @@
           <w:right w:val="single" w:color="BFBFBF" w:sz="4" w:space="4"/>
         </w:pBdr>
         <w:shd w:fill="F4F4F4" w:color="auto" w:val="clear"/>
-        <w:spacing w:after="0" w:before="0" w:line="240"/>
+        <w:spacing w:after="0" w:before="0" w:line="240" w:lineRule="auto"/>
         <w:ind w:left="113" w:right="113"/>
       </w:pPr>
       <w:r>
@@ -5634,7 +5643,7 @@
           <w:right w:val="single" w:color="BFBFBF" w:sz="4" w:space="4"/>
         </w:pBdr>
         <w:shd w:fill="F4F4F4" w:color="auto" w:val="clear"/>
-        <w:spacing w:after="0" w:before="0" w:line="240"/>
+        <w:spacing w:after="0" w:before="0" w:line="240" w:lineRule="auto"/>
         <w:ind w:left="113" w:right="113"/>
       </w:pPr>
       <w:r>
@@ -5656,7 +5665,7 @@
           <w:right w:val="single" w:color="BFBFBF" w:sz="4" w:space="4"/>
         </w:pBdr>
         <w:shd w:fill="F4F4F4" w:color="auto" w:val="clear"/>
-        <w:spacing w:after="0" w:before="0" w:line="240"/>
+        <w:spacing w:after="0" w:before="0" w:line="240" w:lineRule="auto"/>
         <w:ind w:left="113" w:right="113"/>
       </w:pPr>
       <w:r>
@@ -5678,7 +5687,7 @@
           <w:right w:val="single" w:color="BFBFBF" w:sz="4" w:space="4"/>
         </w:pBdr>
         <w:shd w:fill="F4F4F4" w:color="auto" w:val="clear"/>
-        <w:spacing w:after="0" w:before="0" w:line="240"/>
+        <w:spacing w:after="0" w:before="0" w:line="240" w:lineRule="auto"/>
         <w:ind w:left="113" w:right="113"/>
       </w:pPr>
       <w:r>
@@ -5700,7 +5709,7 @@
           <w:right w:val="single" w:color="BFBFBF" w:sz="4" w:space="4"/>
         </w:pBdr>
         <w:shd w:fill="F4F4F4" w:color="auto" w:val="clear"/>
-        <w:spacing w:after="0" w:before="0" w:line="240"/>
+        <w:spacing w:after="0" w:before="0" w:line="240" w:lineRule="auto"/>
         <w:ind w:left="113" w:right="113"/>
       </w:pPr>
       <w:r>
@@ -5722,7 +5731,7 @@
           <w:right w:val="single" w:color="BFBFBF" w:sz="4" w:space="4"/>
         </w:pBdr>
         <w:shd w:fill="F4F4F4" w:color="auto" w:val="clear"/>
-        <w:spacing w:after="160" w:before="0" w:line="240"/>
+        <w:spacing w:after="160" w:before="0" w:line="240" w:lineRule="auto"/>
         <w:ind w:left="113" w:right="113"/>
       </w:pPr>
       <w:r>
@@ -5754,7 +5763,7 @@
           <w:right w:val="single" w:color="BFBFBF" w:sz="4" w:space="4"/>
         </w:pBdr>
         <w:shd w:fill="F4F4F4" w:color="auto" w:val="clear"/>
-        <w:spacing w:after="0" w:before="60" w:line="240"/>
+        <w:spacing w:after="0" w:before="60" w:line="240" w:lineRule="auto"/>
         <w:ind w:left="113" w:right="113"/>
       </w:pPr>
       <w:r>
@@ -5776,7 +5785,7 @@
           <w:right w:val="single" w:color="BFBFBF" w:sz="4" w:space="4"/>
         </w:pBdr>
         <w:shd w:fill="F4F4F4" w:color="auto" w:val="clear"/>
-        <w:spacing w:after="0" w:before="0" w:line="240"/>
+        <w:spacing w:after="0" w:before="0" w:line="240" w:lineRule="auto"/>
         <w:ind w:left="113" w:right="113"/>
       </w:pPr>
       <w:r>
@@ -5798,7 +5807,7 @@
           <w:right w:val="single" w:color="BFBFBF" w:sz="4" w:space="4"/>
         </w:pBdr>
         <w:shd w:fill="F4F4F4" w:color="auto" w:val="clear"/>
-        <w:spacing w:after="160" w:before="0" w:line="240"/>
+        <w:spacing w:after="160" w:before="0" w:line="240" w:lineRule="auto"/>
         <w:ind w:left="113" w:right="113"/>
       </w:pPr>
       <w:r>
@@ -6348,6 +6357,18 @@
     <w:multiLevelType w:val="hybridMultilevel"/>
     <w:lvl w:ilvl="0" w15:tentative="1">
       <w:start w:val="1"/>
+      <w:numFmt w:val="bullet"/>
+      <w:lvlText w:val="•"/>
+      <w:lvlJc w:val="left"/>
+      <w:pPr>
+        <w:ind w:left="1134" w:hanging="284"/>
+      </w:pPr>
+    </w:lvl>
+  </w:abstractNum>
+  <w:abstractNum w:abstractNumId="4" w15:restartNumberingAfterBreak="0">
+    <w:multiLevelType w:val="hybridMultilevel"/>
+    <w:lvl w:ilvl="0" w15:tentative="1">
+      <w:start w:val="1"/>
       <w:numFmt w:val="decimal"/>
       <w:lvlText w:val="%1."/>
       <w:lvlJc w:val="left"/>
